--- a/01-项目实践/机械革命项目/SC-RRT小论文编写/SC-RRT论文-增机械臂实验版/zh/翻译全中文-第七版-完整重构-SC-RRT增加实验版.docx
+++ b/01-项目实践/机械革命项目/SC-RRT小论文编写/SC-RRT论文-增机械臂实验版/zh/翻译全中文-第七版-完整重构-SC-RRT增加实验版.docx
@@ -21,7 +21,66 @@
           <w:sz w:val="28"/>
           <w:szCs w:val="28"/>
         </w:rPr>
-        <w:t>SC-RRT: Superellipsoid-Constrained Bidirectional RRT with Adaptive Dual-Super-Ellipsoid Sampling</w:t>
+        <w:t xml:space="preserve">SC-RRT: </w:t>
+      </w:r>
+      <w:proofErr w:type="spellStart"/>
+      <w:r>
+        <w:rPr>
+          <w:b/>
+          <w:bCs/>
+          <w:sz w:val="28"/>
+          <w:szCs w:val="28"/>
+        </w:rPr>
+        <w:t>Superellipsoid</w:t>
+      </w:r>
+      <w:proofErr w:type="spellEnd"/>
+      <w:r>
+        <w:rPr>
+          <w:b/>
+          <w:bCs/>
+          <w:sz w:val="28"/>
+          <w:szCs w:val="28"/>
+        </w:rPr>
+        <w:t>-Constrained Bidirectional RRT with Adaptive Dual-</w:t>
+      </w:r>
+      <w:proofErr w:type="spellStart"/>
+      <w:r>
+        <w:rPr>
+          <w:b/>
+          <w:bCs/>
+          <w:sz w:val="28"/>
+          <w:szCs w:val="28"/>
+        </w:rPr>
+        <w:t>Super</w:t>
+      </w:r>
+      <w:r>
+        <w:rPr>
+          <w:rFonts w:hint="eastAsia"/>
+          <w:b/>
+          <w:bCs/>
+          <w:sz w:val="28"/>
+          <w:szCs w:val="28"/>
+        </w:rPr>
+        <w:t>e</w:t>
+      </w:r>
+      <w:r>
+        <w:rPr>
+          <w:b/>
+          <w:bCs/>
+          <w:sz w:val="28"/>
+          <w:szCs w:val="28"/>
+        </w:rPr>
+        <w:t>llipsoid</w:t>
+      </w:r>
+      <w:proofErr w:type="spellEnd"/>
+      <w:r>
+        <w:rPr>
+          <w:b/>
+          <w:bCs/>
+          <w:sz w:val="28"/>
+          <w:szCs w:val="28"/>
+        </w:rPr>
+        <w:t xml:space="preserve"> Sampling</w:t>
       </w:r>
     </w:p>
     <w:p>
@@ -77,6 +136,7 @@
         </w:rPr>
         <w:t xml:space="preserve">, </w:t>
       </w:r>
+      <w:proofErr w:type="spellStart"/>
       <w:r>
         <w:rPr>
           <w:rFonts w:hint="eastAsia"/>
@@ -105,7 +165,18 @@
           <w:sz w:val="21"/>
           <w:szCs w:val="21"/>
         </w:rPr>
-        <w:t>yu Guo</w:t>
+        <w:t>yu</w:t>
+      </w:r>
+      <w:proofErr w:type="spellEnd"/>
+      <w:r>
+        <w:rPr>
+          <w:rFonts w:hint="eastAsia"/>
+          <w:b/>
+          <w:bCs/>
+          <w:sz w:val="21"/>
+          <w:szCs w:val="21"/>
+        </w:rPr>
+        <w:t xml:space="preserve"> Guo</w:t>
       </w:r>
       <w:r>
         <w:rPr>
@@ -139,6 +210,7 @@
         </w:rPr>
         <w:t xml:space="preserve">, </w:t>
       </w:r>
+      <w:proofErr w:type="spellStart"/>
       <w:r>
         <w:rPr>
           <w:b/>
@@ -146,7 +218,17 @@
           <w:sz w:val="21"/>
           <w:szCs w:val="21"/>
         </w:rPr>
-        <w:t>Muchun Fan</w:t>
+        <w:t>Muchun</w:t>
+      </w:r>
+      <w:proofErr w:type="spellEnd"/>
+      <w:r>
+        <w:rPr>
+          <w:b/>
+          <w:bCs/>
+          <w:sz w:val="21"/>
+          <w:szCs w:val="21"/>
+        </w:rPr>
+        <w:t xml:space="preserve"> Fan</w:t>
       </w:r>
       <w:bookmarkStart w:id="7" w:name="OLE_LINK8"/>
       <w:r>
@@ -283,17 +365,28 @@
           <w:sz w:val="21"/>
           <w:szCs w:val="21"/>
         </w:rPr>
-        <w:t>Abstract:</w:t>
-      </w:r>
-      <w:r>
-        <w:rPr>
-          <w:rFonts w:hint="eastAsia"/>
+        <w:t>Abstract</w:t>
+      </w:r>
+      <w:proofErr w:type="gramStart"/>
+      <w:r>
+        <w:rPr>
           <w:b/>
           <w:bCs/>
           <w:kern w:val="0"/>
           <w:sz w:val="21"/>
           <w:szCs w:val="21"/>
         </w:rPr>
+        <w:t>:</w:t>
+      </w:r>
+      <w:r>
+        <w:rPr>
+          <w:rFonts w:hint="eastAsia"/>
+          <w:b/>
+          <w:bCs/>
+          <w:kern w:val="0"/>
+          <w:sz w:val="21"/>
+          <w:szCs w:val="21"/>
+        </w:rPr>
         <w:t xml:space="preserve"> </w:t>
       </w:r>
       <w:r>
@@ -302,7 +395,16 @@
           <w:sz w:val="21"/>
           <w:szCs w:val="21"/>
         </w:rPr>
-        <w:t>基于采样的路径规划算法在障碍物密集环境中常存在</w:t>
+        <w:t>基于</w:t>
+      </w:r>
+      <w:proofErr w:type="gramEnd"/>
+      <w:r>
+        <w:rPr>
+          <w:rFonts w:asciiTheme="minorEastAsia" w:eastAsiaTheme="minorEastAsia" w:hAnsiTheme="minorEastAsia" w:hint="eastAsia"/>
+          <w:sz w:val="21"/>
+          <w:szCs w:val="21"/>
+        </w:rPr>
+        <w:t>采样的路径规划算法在障碍物密集环境中常存在</w:t>
       </w:r>
       <w:r>
         <w:rPr>
@@ -542,30 +644,49 @@
           <w:sz w:val="21"/>
           <w:szCs w:val="21"/>
         </w:rPr>
-        <w:t>实验结果表明</w:t>
-      </w:r>
+        <w:t>实验结果</w:t>
+      </w:r>
+      <w:proofErr w:type="gramStart"/>
       <w:r>
         <w:rPr>
           <w:rFonts w:asciiTheme="minorEastAsia" w:eastAsiaTheme="minorEastAsia" w:hAnsiTheme="minorEastAsia" w:hint="eastAsia"/>
           <w:sz w:val="21"/>
           <w:szCs w:val="21"/>
         </w:rPr>
+        <w:t>表明</w:t>
+      </w:r>
+      <w:r>
+        <w:rPr>
+          <w:rFonts w:asciiTheme="minorEastAsia" w:eastAsiaTheme="minorEastAsia" w:hAnsiTheme="minorEastAsia" w:hint="eastAsia"/>
+          <w:sz w:val="21"/>
+          <w:szCs w:val="21"/>
+        </w:rPr>
         <w:t>,</w:t>
       </w:r>
+      <w:proofErr w:type="gramEnd"/>
       <w:r>
         <w:rPr>
           <w:rFonts w:asciiTheme="minorEastAsia" w:eastAsiaTheme="minorEastAsia" w:hAnsiTheme="minorEastAsia" w:hint="eastAsia"/>
           <w:sz w:val="21"/>
           <w:szCs w:val="21"/>
         </w:rPr>
-        <w:t>相较于 Dynamic-RRT，SC-RRT 平均路径长度缩短 1</w:t>
-      </w:r>
+        <w:t>相较于 Dynamic-RRT，SC-RRT 平均路径长度</w:t>
+      </w:r>
+      <w:proofErr w:type="gramStart"/>
       <w:r>
         <w:rPr>
           <w:rFonts w:asciiTheme="minorEastAsia" w:eastAsiaTheme="minorEastAsia" w:hAnsiTheme="minorEastAsia" w:hint="eastAsia"/>
           <w:sz w:val="21"/>
           <w:szCs w:val="21"/>
         </w:rPr>
+        <w:t>缩短 1</w:t>
+      </w:r>
+      <w:r>
+        <w:rPr>
+          <w:rFonts w:asciiTheme="minorEastAsia" w:eastAsiaTheme="minorEastAsia" w:hAnsiTheme="minorEastAsia" w:hint="eastAsia"/>
+          <w:sz w:val="21"/>
+          <w:szCs w:val="21"/>
+        </w:rPr>
         <w:t>2.6</w:t>
       </w:r>
       <w:r>
@@ -574,14 +695,23 @@
           <w:sz w:val="21"/>
           <w:szCs w:val="21"/>
         </w:rPr>
-        <w:t>%，路径效率达到0.9553；其规划</w:t>
-      </w:r>
+        <w:t>%</w:t>
+      </w:r>
+      <w:proofErr w:type="gramEnd"/>
       <w:r>
         <w:rPr>
           <w:rFonts w:asciiTheme="minorEastAsia" w:eastAsiaTheme="minorEastAsia" w:hAnsiTheme="minorEastAsia" w:hint="eastAsia"/>
           <w:sz w:val="21"/>
           <w:szCs w:val="21"/>
         </w:rPr>
+        <w:t>，路径效率达到0.9553；其规划</w:t>
+      </w:r>
+      <w:r>
+        <w:rPr>
+          <w:rFonts w:asciiTheme="minorEastAsia" w:eastAsiaTheme="minorEastAsia" w:hAnsiTheme="minorEastAsia" w:hint="eastAsia"/>
+          <w:sz w:val="21"/>
+          <w:szCs w:val="21"/>
+        </w:rPr>
         <w:t>时间</w:t>
       </w:r>
       <w:r>
@@ -606,14 +736,50 @@
           <w:sz w:val="21"/>
           <w:szCs w:val="21"/>
         </w:rPr>
-        <w:t xml:space="preserve"> 的 16.2%，采样节点数量降低 94.2%。</w:t>
-      </w:r>
+        <w:t xml:space="preserve"> </w:t>
+      </w:r>
+      <w:proofErr w:type="gramStart"/>
       <w:r>
         <w:rPr>
           <w:rFonts w:asciiTheme="minorEastAsia" w:eastAsiaTheme="minorEastAsia" w:hAnsiTheme="minorEastAsia" w:hint="eastAsia"/>
           <w:sz w:val="21"/>
           <w:szCs w:val="21"/>
         </w:rPr>
+        <w:t>的 16.2%</w:t>
+      </w:r>
+      <w:proofErr w:type="gramEnd"/>
+      <w:r>
+        <w:rPr>
+          <w:rFonts w:asciiTheme="minorEastAsia" w:eastAsiaTheme="minorEastAsia" w:hAnsiTheme="minorEastAsia" w:hint="eastAsia"/>
+          <w:sz w:val="21"/>
+          <w:szCs w:val="21"/>
+        </w:rPr>
+        <w:t>，采样节点数量</w:t>
+      </w:r>
+      <w:proofErr w:type="gramStart"/>
+      <w:r>
+        <w:rPr>
+          <w:rFonts w:asciiTheme="minorEastAsia" w:eastAsiaTheme="minorEastAsia" w:hAnsiTheme="minorEastAsia" w:hint="eastAsia"/>
+          <w:sz w:val="21"/>
+          <w:szCs w:val="21"/>
+        </w:rPr>
+        <w:t>降低 94.2%</w:t>
+      </w:r>
+      <w:proofErr w:type="gramEnd"/>
+      <w:r>
+        <w:rPr>
+          <w:rFonts w:asciiTheme="minorEastAsia" w:eastAsiaTheme="minorEastAsia" w:hAnsiTheme="minorEastAsia" w:hint="eastAsia"/>
+          <w:sz w:val="21"/>
+          <w:szCs w:val="21"/>
+        </w:rPr>
+        <w:t>。</w:t>
+      </w:r>
+      <w:r>
+        <w:rPr>
+          <w:rFonts w:asciiTheme="minorEastAsia" w:eastAsiaTheme="minorEastAsia" w:hAnsiTheme="minorEastAsia" w:hint="eastAsia"/>
+          <w:sz w:val="21"/>
+          <w:szCs w:val="21"/>
+        </w:rPr>
         <w:t>表明</w:t>
       </w:r>
       <w:r>
@@ -670,23 +836,105 @@
           <w:sz w:val="21"/>
           <w:szCs w:val="21"/>
         </w:rPr>
-        <w:t xml:space="preserve">显著提升。此外，基于六自由度机械臂，在 RGB-D 感知构建的非结构化三维环境中开展实物实验。SC-RRT 规划得到长度 3.249 m 的多目标连续轨迹，机械臂实际运行路径长度为 3.245 m，路径长度偏差仅 </w:t>
-      </w:r>
+        <w:t>显著提升。此外，基于六自由度机械臂，在 RGB-D 感知构建的非结构化三维环境中开展实物实验。SC-RRT 规划得到</w:t>
+      </w:r>
+      <w:proofErr w:type="gramStart"/>
       <w:r>
         <w:rPr>
           <w:rFonts w:asciiTheme="minorEastAsia" w:eastAsiaTheme="minorEastAsia" w:hAnsiTheme="minorEastAsia" w:hint="eastAsia"/>
           <w:sz w:val="21"/>
           <w:szCs w:val="21"/>
         </w:rPr>
+        <w:t xml:space="preserve">长度 3.249 </w:t>
+      </w:r>
+      <w:proofErr w:type="gramEnd"/>
+      <w:r>
+        <w:rPr>
+          <w:rFonts w:asciiTheme="minorEastAsia" w:eastAsiaTheme="minorEastAsia" w:hAnsiTheme="minorEastAsia" w:hint="eastAsia"/>
+          <w:sz w:val="21"/>
+          <w:szCs w:val="21"/>
+        </w:rPr>
+        <w:t>m 的多目标连续轨迹，机械臂实际运行路径长度</w:t>
+      </w:r>
+      <w:proofErr w:type="gramStart"/>
+      <w:r>
+        <w:rPr>
+          <w:rFonts w:asciiTheme="minorEastAsia" w:eastAsiaTheme="minorEastAsia" w:hAnsiTheme="minorEastAsia" w:hint="eastAsia"/>
+          <w:sz w:val="21"/>
+          <w:szCs w:val="21"/>
+        </w:rPr>
+        <w:t xml:space="preserve">为 3.245 </w:t>
+      </w:r>
+      <w:proofErr w:type="gramEnd"/>
+      <w:r>
+        <w:rPr>
+          <w:rFonts w:asciiTheme="minorEastAsia" w:eastAsiaTheme="minorEastAsia" w:hAnsiTheme="minorEastAsia" w:hint="eastAsia"/>
+          <w:sz w:val="21"/>
+          <w:szCs w:val="21"/>
+        </w:rPr>
+        <w:t>m，路径长度偏差</w:t>
+      </w:r>
+      <w:proofErr w:type="gramStart"/>
+      <w:r>
+        <w:rPr>
+          <w:rFonts w:asciiTheme="minorEastAsia" w:eastAsiaTheme="minorEastAsia" w:hAnsiTheme="minorEastAsia" w:hint="eastAsia"/>
+          <w:sz w:val="21"/>
+          <w:szCs w:val="21"/>
+        </w:rPr>
+        <w:t xml:space="preserve">仅 </w:t>
+      </w:r>
+      <w:r>
+        <w:rPr>
+          <w:rFonts w:asciiTheme="minorEastAsia" w:eastAsiaTheme="minorEastAsia" w:hAnsiTheme="minorEastAsia" w:hint="eastAsia"/>
+          <w:sz w:val="21"/>
+          <w:szCs w:val="21"/>
+        </w:rPr>
         <w:t>0.12%</w:t>
       </w:r>
+      <w:proofErr w:type="gramEnd"/>
       <w:r>
         <w:rPr>
           <w:rFonts w:asciiTheme="minorEastAsia" w:eastAsiaTheme="minorEastAsia" w:hAnsiTheme="minorEastAsia" w:hint="eastAsia"/>
           <w:sz w:val="21"/>
           <w:szCs w:val="21"/>
         </w:rPr>
-        <w:t xml:space="preserve">；工具中心点（TCP）平均跟踪误差 1.98 mm，最大跟踪误差 3.09 mm，验证了规划轨迹能够在实体机器人系统中可靠执行。综上，SC-RRT </w:t>
+        <w:t>；工具中心点（TCP）平均跟踪</w:t>
+      </w:r>
+      <w:proofErr w:type="gramStart"/>
+      <w:r>
+        <w:rPr>
+          <w:rFonts w:asciiTheme="minorEastAsia" w:eastAsiaTheme="minorEastAsia" w:hAnsiTheme="minorEastAsia" w:hint="eastAsia"/>
+          <w:sz w:val="21"/>
+          <w:szCs w:val="21"/>
+        </w:rPr>
+        <w:t xml:space="preserve">误差 1.98 </w:t>
+      </w:r>
+      <w:proofErr w:type="gramEnd"/>
+      <w:r>
+        <w:rPr>
+          <w:rFonts w:asciiTheme="minorEastAsia" w:eastAsiaTheme="minorEastAsia" w:hAnsiTheme="minorEastAsia" w:hint="eastAsia"/>
+          <w:sz w:val="21"/>
+          <w:szCs w:val="21"/>
+        </w:rPr>
+        <w:t>mm，最大跟踪</w:t>
+      </w:r>
+      <w:proofErr w:type="gramStart"/>
+      <w:r>
+        <w:rPr>
+          <w:rFonts w:asciiTheme="minorEastAsia" w:eastAsiaTheme="minorEastAsia" w:hAnsiTheme="minorEastAsia" w:hint="eastAsia"/>
+          <w:sz w:val="21"/>
+          <w:szCs w:val="21"/>
+        </w:rPr>
+        <w:t xml:space="preserve">误差 3.09 </w:t>
+      </w:r>
+      <w:proofErr w:type="gramEnd"/>
+      <w:r>
+        <w:rPr>
+          <w:rFonts w:asciiTheme="minorEastAsia" w:eastAsiaTheme="minorEastAsia" w:hAnsiTheme="minorEastAsia" w:hint="eastAsia"/>
+          <w:sz w:val="21"/>
+          <w:szCs w:val="21"/>
+        </w:rPr>
+        <w:t xml:space="preserve">mm，验证了规划轨迹能够在实体机器人系统中可靠执行。综上，SC-RRT </w:t>
       </w:r>
       <w:r>
         <w:rPr>
@@ -1747,43 +1995,42 @@
       </w:r>
       <w:r>
         <w:rPr>
-          <w:rFonts w:hint="eastAsia"/>
-          <w:sz w:val="21"/>
-          <w:szCs w:val="21"/>
-        </w:rPr>
-        <w:t>提出一种基于超椭球约束的双向</w:t>
-      </w:r>
-      <w:r>
-        <w:rPr>
-          <w:rFonts w:hint="eastAsia"/>
-          <w:sz w:val="21"/>
-          <w:szCs w:val="21"/>
-        </w:rPr>
-        <w:t>RRT</w:t>
-      </w:r>
-      <w:r>
-        <w:rPr>
-          <w:rFonts w:hint="eastAsia"/>
-          <w:sz w:val="21"/>
-          <w:szCs w:val="21"/>
-        </w:rPr>
-        <w:t>框架（</w:t>
-      </w:r>
-      <w:r>
-        <w:rPr>
-          <w:rFonts w:hint="eastAsia"/>
-          <w:sz w:val="21"/>
-          <w:szCs w:val="21"/>
-        </w:rPr>
-        <w:t>SC-RRT</w:t>
-      </w:r>
-      <w:r>
-        <w:rPr>
-          <w:rFonts w:hint="eastAsia"/>
-          <w:sz w:val="21"/>
-          <w:szCs w:val="21"/>
-        </w:rPr>
-        <w:t>），通过引入中间汇合点将全局规划问题分解为两个协同子问题，为双向独立约束采样提供结构基础。</w:t>
+          <w:sz w:val="21"/>
+          <w:szCs w:val="21"/>
+        </w:rPr>
+        <w:t>We propose SC-RRT, a bidirectional planning framework that uses a dynamically updated intermediate reference point to divide the global search into two coordinated directions. Direction-</w:t>
+      </w:r>
+      <w:r>
+        <w:rPr>
+          <w:sz w:val="21"/>
+          <w:szCs w:val="21"/>
+        </w:rPr>
+        <w:lastRenderedPageBreak/>
+        <w:t>specific adaptive dual-</w:t>
+      </w:r>
+      <w:proofErr w:type="spellStart"/>
+      <w:r>
+        <w:rPr>
+          <w:sz w:val="21"/>
+          <w:szCs w:val="21"/>
+        </w:rPr>
+        <w:t>superellipsoid</w:t>
+      </w:r>
+      <w:proofErr w:type="spellEnd"/>
+      <w:r>
+        <w:rPr>
+          <w:sz w:val="21"/>
+          <w:szCs w:val="21"/>
+        </w:rPr>
+        <w:t xml:space="preserve"> sampling regions are constructed on both sides to reduce redundant expansion in low-potential areas</w:t>
+      </w:r>
+      <w:r>
+        <w:rPr>
+          <w:rFonts w:hint="eastAsia"/>
+          <w:sz w:val="21"/>
+          <w:szCs w:val="21"/>
+        </w:rPr>
+        <w:t>.</w:t>
       </w:r>
     </w:p>
     <w:p>
@@ -1801,7 +2048,6 @@
           <w:sz w:val="21"/>
           <w:szCs w:val="21"/>
         </w:rPr>
-        <w:lastRenderedPageBreak/>
         <w:t xml:space="preserve">2. </w:t>
       </w:r>
       <w:r>
@@ -1809,89 +2055,15 @@
           <w:sz w:val="21"/>
           <w:szCs w:val="21"/>
         </w:rPr>
-        <w:t>提出自适应</w:t>
-      </w:r>
-      <w:r>
-        <w:rPr>
-          <w:rFonts w:hint="eastAsia"/>
-          <w:sz w:val="21"/>
-          <w:szCs w:val="21"/>
-        </w:rPr>
-        <w:t>非对称</w:t>
-      </w:r>
-      <w:r>
-        <w:rPr>
-          <w:sz w:val="21"/>
-          <w:szCs w:val="21"/>
-        </w:rPr>
-        <w:t>双椭球约束采样策略（</w:t>
-      </w:r>
-      <w:r>
-        <w:rPr>
-          <w:sz w:val="21"/>
-          <w:szCs w:val="21"/>
-        </w:rPr>
-        <w:t>ADCS</w:t>
-      </w:r>
-      <w:r>
-        <w:rPr>
-          <w:sz w:val="21"/>
-          <w:szCs w:val="21"/>
-        </w:rPr>
-        <w:t>），在双向搜索中分别构建</w:t>
-      </w:r>
-      <w:r>
-        <w:rPr>
-          <w:rFonts w:hint="eastAsia"/>
-          <w:sz w:val="21"/>
-          <w:szCs w:val="21"/>
-        </w:rPr>
-        <w:t>约束</w:t>
-      </w:r>
-      <w:r>
-        <w:rPr>
-          <w:sz w:val="21"/>
-          <w:szCs w:val="21"/>
-        </w:rPr>
-        <w:t>采样区域，并结合</w:t>
-      </w:r>
-      <w:r>
-        <w:rPr>
-          <w:rFonts w:hint="eastAsia"/>
-          <w:sz w:val="21"/>
-          <w:szCs w:val="21"/>
-        </w:rPr>
-        <w:t>方向特定</w:t>
-      </w:r>
-      <w:r>
-        <w:rPr>
-          <w:sz w:val="21"/>
-          <w:szCs w:val="21"/>
-        </w:rPr>
-        <w:t>的路径代价估计形成差异化</w:t>
-      </w:r>
-      <w:r>
-        <w:rPr>
-          <w:rFonts w:hint="eastAsia"/>
-          <w:sz w:val="21"/>
-          <w:szCs w:val="21"/>
-        </w:rPr>
-        <w:t>采样</w:t>
-      </w:r>
-      <w:r>
-        <w:rPr>
-          <w:sz w:val="21"/>
-          <w:szCs w:val="21"/>
-        </w:rPr>
-        <w:t>范围，从而提升采样效率与探索能力</w:t>
-      </w:r>
-      <w:r>
-        <w:rPr>
-          <w:rFonts w:hint="eastAsia"/>
-          <w:sz w:val="21"/>
-          <w:szCs w:val="21"/>
-        </w:rPr>
-        <w:t>。</w:t>
+        <w:t>We introduce a search-state feedback online regulation mechanism (SSFOR) that adjusts the expansion factor and informed-sampling probability for each search direction according to recent path-cost improvement. The planner therefore broadens exploration when progress stalls and concentrates sampling when the solution continues to improve</w:t>
+      </w:r>
+      <w:r>
+        <w:rPr>
+          <w:rFonts w:hint="eastAsia"/>
+          <w:sz w:val="21"/>
+          <w:szCs w:val="21"/>
+        </w:rPr>
+        <w:t>.</w:t>
       </w:r>
     </w:p>
     <w:p>
@@ -1909,78 +2081,6 @@
           <w:sz w:val="21"/>
           <w:szCs w:val="21"/>
         </w:rPr>
-        <w:t xml:space="preserve">3. </w:t>
-      </w:r>
-      <w:r>
-        <w:rPr>
-          <w:rFonts w:hint="eastAsia"/>
-          <w:sz w:val="21"/>
-          <w:szCs w:val="21"/>
-        </w:rPr>
-        <w:t>提出基于搜索状态反馈的在线调节机制（</w:t>
-      </w:r>
-      <w:r>
-        <w:rPr>
-          <w:rFonts w:hint="eastAsia"/>
-          <w:sz w:val="21"/>
-          <w:szCs w:val="21"/>
-        </w:rPr>
-        <w:t>SSFOR</w:t>
-      </w:r>
-      <w:r>
-        <w:rPr>
-          <w:rFonts w:hint="eastAsia"/>
-          <w:sz w:val="21"/>
-          <w:szCs w:val="21"/>
-        </w:rPr>
-        <w:t>），</w:t>
-      </w:r>
-      <w:r>
-        <w:rPr>
-          <w:sz w:val="21"/>
-          <w:szCs w:val="21"/>
-        </w:rPr>
-        <w:t>根据各搜索方向近期最优路径代价的改善程度构造反馈偏差，并通过直接映射方式在线调节超椭球扩张系数与启发式采样概率</w:t>
-      </w:r>
-      <w:r>
-        <w:rPr>
-          <w:rFonts w:hint="eastAsia"/>
-          <w:sz w:val="21"/>
-          <w:szCs w:val="21"/>
-        </w:rPr>
-        <w:t>，有效</w:t>
-      </w:r>
-      <w:r>
-        <w:rPr>
-          <w:sz w:val="21"/>
-          <w:szCs w:val="21"/>
-        </w:rPr>
-        <w:t>缓解固定约束参数引起的过度扩张或过早收缩问题</w:t>
-      </w:r>
-      <w:r>
-        <w:rPr>
-          <w:rFonts w:hint="eastAsia"/>
-          <w:sz w:val="21"/>
-          <w:szCs w:val="21"/>
-        </w:rPr>
-        <w:t>。</w:t>
-      </w:r>
-    </w:p>
-    <w:p>
-      <w:pPr>
-        <w:spacing w:line="276" w:lineRule="auto"/>
-        <w:ind w:firstLine="420"/>
-        <w:rPr>
-          <w:sz w:val="21"/>
-          <w:szCs w:val="21"/>
-        </w:rPr>
-      </w:pPr>
-      <w:r>
-        <w:rPr>
-          <w:rFonts w:hint="eastAsia"/>
-          <w:sz w:val="21"/>
-          <w:szCs w:val="21"/>
-        </w:rPr>
         <w:t xml:space="preserve">4. </w:t>
       </w:r>
       <w:r>
@@ -1988,53 +2088,15 @@
           <w:sz w:val="21"/>
           <w:szCs w:val="21"/>
         </w:rPr>
-        <w:t>通过二维定量比较、三维仿真验证以及真实六自由度机械臂实验</w:t>
-      </w:r>
-      <w:r>
-        <w:rPr>
-          <w:sz w:val="21"/>
-          <w:szCs w:val="21"/>
-        </w:rPr>
-        <w:t>对所提方法进行验证</w:t>
-      </w:r>
-      <w:r>
-        <w:rPr>
-          <w:rFonts w:hint="eastAsia"/>
-          <w:sz w:val="21"/>
-          <w:szCs w:val="21"/>
-        </w:rPr>
-        <w:t>，结果表明</w:t>
-      </w:r>
-      <w:r>
-        <w:rPr>
-          <w:rFonts w:hint="eastAsia"/>
-          <w:sz w:val="21"/>
-          <w:szCs w:val="21"/>
-        </w:rPr>
-        <w:t>SC-RRT</w:t>
-      </w:r>
-      <w:r>
-        <w:rPr>
-          <w:rFonts w:hint="eastAsia"/>
-          <w:sz w:val="21"/>
-          <w:szCs w:val="21"/>
-        </w:rPr>
-        <w:t>在</w:t>
-      </w:r>
-      <w:r>
-        <w:rPr>
-          <w:sz w:val="21"/>
-          <w:szCs w:val="21"/>
-        </w:rPr>
-        <w:t>保持较高路径质量的同时能够显著降低规划时间和采样节点数量，并具有良好的实际轨迹执行能力</w:t>
-      </w:r>
-      <w:r>
-        <w:rPr>
-          <w:rFonts w:hint="eastAsia"/>
-          <w:sz w:val="21"/>
-          <w:szCs w:val="21"/>
-        </w:rPr>
-        <w:t>。</w:t>
+        <w:t>We evaluate SC-RRT in two- and three-dimensional benchmark environments and demonstrate its transfer to a six-degree-of-freedom manipulator. The simulations assess path quality and computational efficiency, while the real-robot experiment examines whether the planned TCP path can be executed on a physical platform</w:t>
+      </w:r>
+      <w:r>
+        <w:rPr>
+          <w:rFonts w:hint="eastAsia"/>
+          <w:sz w:val="21"/>
+          <w:szCs w:val="21"/>
+        </w:rPr>
+        <w:t>.</w:t>
       </w:r>
     </w:p>
     <w:p>
@@ -2326,7 +2388,7 @@
           <v:shape id="_x0000_i1025" type="#_x0000_t75" style="width:29.95pt;height:13.15pt" o:ole="">
             <v:imagedata r:id="rId14" o:title=""/>
           </v:shape>
-          <o:OLEObject Type="Embed" ProgID="Equation.DSMT4" ShapeID="_x0000_i1025" DrawAspect="Content" ObjectID="_1849891848" r:id="rId15"/>
+          <o:OLEObject Type="Embed" ProgID="Equation.DSMT4" ShapeID="_x0000_i1025" DrawAspect="Content" ObjectID="_1849976270" r:id="rId15"/>
         </w:object>
       </w:r>
     </w:p>
@@ -2353,6 +2415,7 @@
         </w:rPr>
         <w:t xml:space="preserve"> </w:t>
       </w:r>
+      <w:proofErr w:type="spellStart"/>
       <w:r>
         <w:rPr>
           <w:sz w:val="21"/>
@@ -2368,6 +2431,7 @@
         </w:rPr>
         <w:t>free</w:t>
       </w:r>
+      <w:proofErr w:type="spellEnd"/>
       <w:r>
         <w:rPr>
           <w:sz w:val="21"/>
@@ -2390,6 +2454,7 @@
         </w:rPr>
         <w:t xml:space="preserve"> </w:t>
       </w:r>
+      <w:proofErr w:type="spellStart"/>
       <w:r>
         <w:rPr>
           <w:sz w:val="21"/>
@@ -2405,6 +2470,7 @@
         </w:rPr>
         <w:t>obs</w:t>
       </w:r>
+      <w:proofErr w:type="spellEnd"/>
       <w:r>
         <w:rPr>
           <w:sz w:val="21"/>
@@ -2427,6 +2493,7 @@
         </w:rPr>
         <w:t xml:space="preserve">here </w:t>
       </w:r>
+      <w:proofErr w:type="spellStart"/>
       <w:r>
         <w:rPr>
           <w:sz w:val="21"/>
@@ -2442,6 +2509,7 @@
         </w:rPr>
         <w:t>free</w:t>
       </w:r>
+      <w:proofErr w:type="spellEnd"/>
       <w:r>
         <w:rPr>
           <w:sz w:val="21"/>
@@ -2472,6 +2540,7 @@
         </w:rPr>
         <w:t xml:space="preserve"> </w:t>
       </w:r>
+      <w:proofErr w:type="spellStart"/>
       <w:r>
         <w:rPr>
           <w:sz w:val="21"/>
@@ -2487,6 +2556,7 @@
         </w:rPr>
         <w:t>obs</w:t>
       </w:r>
+      <w:proofErr w:type="spellEnd"/>
       <w:r>
         <w:rPr>
           <w:rFonts w:hint="eastAsia"/>
@@ -2526,7 +2596,7 @@
           <v:shape id="_x0000_i1026" type="#_x0000_t75" style="width:73.85pt;height:18.15pt" o:ole="">
             <v:imagedata r:id="rId16" o:title=""/>
           </v:shape>
-          <o:OLEObject Type="Embed" ProgID="Equation.DSMT4" ShapeID="_x0000_i1026" DrawAspect="Content" ObjectID="_1849891849" r:id="rId17"/>
+          <o:OLEObject Type="Embed" ProgID="Equation.DSMT4" ShapeID="_x0000_i1026" DrawAspect="Content" ObjectID="_1849976271" r:id="rId17"/>
         </w:object>
       </w:r>
     </w:p>
@@ -2550,7 +2620,15 @@
           <w:sz w:val="21"/>
           <w:szCs w:val="21"/>
         </w:rPr>
-        <w:t xml:space="preserve"> x</w:t>
+        <w:t xml:space="preserve"> </w:t>
+      </w:r>
+      <w:proofErr w:type="spellStart"/>
+      <w:r>
+        <w:rPr>
+          <w:sz w:val="21"/>
+          <w:szCs w:val="21"/>
+        </w:rPr>
+        <w:t>x</w:t>
       </w:r>
       <w:r>
         <w:rPr>
@@ -2560,12 +2638,21 @@
         </w:rPr>
         <w:t>start</w:t>
       </w:r>
-      <w:r>
-        <w:rPr>
-          <w:sz w:val="21"/>
-          <w:szCs w:val="21"/>
-        </w:rPr>
-        <w:t xml:space="preserve"> and x</w:t>
+      <w:proofErr w:type="spellEnd"/>
+      <w:r>
+        <w:rPr>
+          <w:sz w:val="21"/>
+          <w:szCs w:val="21"/>
+        </w:rPr>
+        <w:t xml:space="preserve"> and </w:t>
+      </w:r>
+      <w:proofErr w:type="spellStart"/>
+      <w:r>
+        <w:rPr>
+          <w:sz w:val="21"/>
+          <w:szCs w:val="21"/>
+        </w:rPr>
+        <w:t>x</w:t>
       </w:r>
       <w:r>
         <w:rPr>
@@ -2575,12 +2662,21 @@
         </w:rPr>
         <w:t>goal</w:t>
       </w:r>
-      <w:r>
-        <w:rPr>
-          <w:sz w:val="21"/>
-          <w:szCs w:val="21"/>
-        </w:rPr>
-        <w:t>, respectively, where both satisfy x</w:t>
+      <w:proofErr w:type="spellEnd"/>
+      <w:r>
+        <w:rPr>
+          <w:sz w:val="21"/>
+          <w:szCs w:val="21"/>
+        </w:rPr>
+        <w:t xml:space="preserve">, respectively, where both satisfy </w:t>
+      </w:r>
+      <w:proofErr w:type="spellStart"/>
+      <w:r>
+        <w:rPr>
+          <w:sz w:val="21"/>
+          <w:szCs w:val="21"/>
+        </w:rPr>
+        <w:t>x</w:t>
       </w:r>
       <w:r>
         <w:rPr>
@@ -2590,12 +2686,21 @@
         </w:rPr>
         <w:t>start</w:t>
       </w:r>
-      <w:r>
-        <w:rPr>
-          <w:sz w:val="21"/>
-          <w:szCs w:val="21"/>
-        </w:rPr>
-        <w:t>, x</w:t>
+      <w:proofErr w:type="spellEnd"/>
+      <w:r>
+        <w:rPr>
+          <w:sz w:val="21"/>
+          <w:szCs w:val="21"/>
+        </w:rPr>
+        <w:t xml:space="preserve">, </w:t>
+      </w:r>
+      <w:proofErr w:type="spellStart"/>
+      <w:r>
+        <w:rPr>
+          <w:sz w:val="21"/>
+          <w:szCs w:val="21"/>
+        </w:rPr>
+        <w:t>x</w:t>
       </w:r>
       <w:r>
         <w:rPr>
@@ -2605,6 +2710,7 @@
         </w:rPr>
         <w:t>goal</w:t>
       </w:r>
+      <w:proofErr w:type="spellEnd"/>
       <w:r>
         <w:rPr>
           <w:sz w:val="21"/>
@@ -2625,7 +2731,15 @@
           <w:sz w:val="21"/>
           <w:szCs w:val="21"/>
         </w:rPr>
-        <w:t xml:space="preserve"> W</w:t>
+        <w:t xml:space="preserve"> </w:t>
+      </w:r>
+      <w:proofErr w:type="spellStart"/>
+      <w:r>
+        <w:rPr>
+          <w:sz w:val="21"/>
+          <w:szCs w:val="21"/>
+        </w:rPr>
+        <w:t>W</w:t>
       </w:r>
       <w:r>
         <w:rPr>
@@ -2635,6 +2749,7 @@
         </w:rPr>
         <w:t>free</w:t>
       </w:r>
+      <w:proofErr w:type="spellEnd"/>
       <w:r>
         <w:rPr>
           <w:rFonts w:hint="eastAsia"/>
@@ -2694,6 +2809,7 @@
         </w:rPr>
         <w:t xml:space="preserve">, which are rooted at </w:t>
       </w:r>
+      <w:proofErr w:type="spellStart"/>
       <w:r>
         <w:rPr>
           <w:sz w:val="21"/>
@@ -2709,12 +2825,21 @@
         </w:rPr>
         <w:t>start</w:t>
       </w:r>
-      <w:r>
-        <w:rPr>
-          <w:sz w:val="21"/>
-          <w:szCs w:val="21"/>
-        </w:rPr>
-        <w:t xml:space="preserve"> and x</w:t>
+      <w:proofErr w:type="spellEnd"/>
+      <w:r>
+        <w:rPr>
+          <w:sz w:val="21"/>
+          <w:szCs w:val="21"/>
+        </w:rPr>
+        <w:t xml:space="preserve"> and </w:t>
+      </w:r>
+      <w:proofErr w:type="spellStart"/>
+      <w:r>
+        <w:rPr>
+          <w:sz w:val="21"/>
+          <w:szCs w:val="21"/>
+        </w:rPr>
+        <w:t>x</w:t>
       </w:r>
       <w:r>
         <w:rPr>
@@ -2724,6 +2849,7 @@
         </w:rPr>
         <w:t>goal</w:t>
       </w:r>
+      <w:proofErr w:type="spellEnd"/>
       <w:r>
         <w:rPr>
           <w:sz w:val="21"/>
@@ -2746,6 +2872,7 @@
         </w:rPr>
         <w:t xml:space="preserve">point </w:t>
       </w:r>
+      <w:proofErr w:type="spellStart"/>
       <w:r>
         <w:rPr>
           <w:sz w:val="21"/>
@@ -2762,6 +2889,7 @@
         </w:rPr>
         <w:t>meet</w:t>
       </w:r>
+      <w:proofErr w:type="spellEnd"/>
       <w:r>
         <w:rPr>
           <w:sz w:val="21"/>
@@ -2820,6 +2948,7 @@
         </w:rPr>
         <w:t xml:space="preserve"> </w:t>
       </w:r>
+      <w:proofErr w:type="spellStart"/>
       <w:r>
         <w:rPr>
           <w:sz w:val="21"/>
@@ -2836,6 +2965,7 @@
         </w:rPr>
         <w:t>meet</w:t>
       </w:r>
+      <w:proofErr w:type="spellEnd"/>
       <w:r>
         <w:rPr>
           <w:sz w:val="21"/>
@@ -2857,6 +2987,7 @@
         </w:rPr>
         <w:t xml:space="preserve"> </w:t>
       </w:r>
+      <w:proofErr w:type="spellStart"/>
       <w:r>
         <w:rPr>
           <w:sz w:val="21"/>
@@ -2872,12 +3003,21 @@
         </w:rPr>
         <w:t>start</w:t>
       </w:r>
-      <w:r>
-        <w:rPr>
-          <w:sz w:val="21"/>
-          <w:szCs w:val="21"/>
-        </w:rPr>
-        <w:t xml:space="preserve"> and x</w:t>
+      <w:proofErr w:type="spellEnd"/>
+      <w:r>
+        <w:rPr>
+          <w:sz w:val="21"/>
+          <w:szCs w:val="21"/>
+        </w:rPr>
+        <w:t xml:space="preserve"> and </w:t>
+      </w:r>
+      <w:proofErr w:type="spellStart"/>
+      <w:r>
+        <w:rPr>
+          <w:sz w:val="21"/>
+          <w:szCs w:val="21"/>
+        </w:rPr>
+        <w:t>x</w:t>
       </w:r>
       <w:r>
         <w:rPr>
@@ -2887,6 +3027,7 @@
         </w:rPr>
         <w:t>goal</w:t>
       </w:r>
+      <w:proofErr w:type="spellEnd"/>
       <w:r>
         <w:rPr>
           <w:rFonts w:hint="eastAsia"/>
@@ -2963,7 +3104,7 @@
         </w:rPr>
         <w:lastRenderedPageBreak/>
         <w:drawing>
-          <wp:inline distT="0" distB="0" distL="0" distR="0" wp14:anchorId="296A65B9" wp14:editId="459D1FC6">
+          <wp:inline distT="0" distB="0" distL="0" distR="0" wp14:anchorId="296A65B9" wp14:editId="3A864D0D">
             <wp:extent cx="5166000" cy="3060000"/>
             <wp:effectExtent l="0" t="0" r="0" b="7620"/>
             <wp:docPr id="658848872" name="图片 1"/>
@@ -3060,7 +3201,46 @@
           <w:sz w:val="18"/>
           <w:szCs w:val="18"/>
         </w:rPr>
-        <w:t>Schematic diagram of the SC-RRT algorithm with adaptive asymmetric dual-super-ellipsoid constrained sampling.</w:t>
+        <w:t>Schematic diagram of the SC-RRT algorithm with adaptive asymmetric dual-</w:t>
+      </w:r>
+      <w:proofErr w:type="spellStart"/>
+      <w:r>
+        <w:rPr>
+          <w:sz w:val="18"/>
+          <w:szCs w:val="18"/>
+        </w:rPr>
+        <w:t>super</w:t>
+      </w:r>
+      <w:r>
+        <w:rPr>
+          <w:rFonts w:hint="eastAsia"/>
+          <w:sz w:val="18"/>
+          <w:szCs w:val="18"/>
+        </w:rPr>
+        <w:t>e</w:t>
+      </w:r>
+      <w:r>
+        <w:rPr>
+          <w:sz w:val="18"/>
+          <w:szCs w:val="18"/>
+        </w:rPr>
+        <w:t>llipsoid</w:t>
+      </w:r>
+      <w:proofErr w:type="spellEnd"/>
+      <w:r>
+        <w:rPr>
+          <w:sz w:val="18"/>
+          <w:szCs w:val="18"/>
+        </w:rPr>
+        <w:t xml:space="preserve"> constrained </w:t>
+      </w:r>
+      <w:proofErr w:type="gramStart"/>
+      <w:r>
+        <w:rPr>
+          <w:sz w:val="18"/>
+          <w:szCs w:val="18"/>
+        </w:rPr>
+        <w:t>sampling.</w:t>
       </w:r>
       <w:r>
         <w:rPr>
@@ -3084,6 +3264,7 @@
         </w:rPr>
         <w:t>这一节的文献</w:t>
       </w:r>
+      <w:proofErr w:type="gramEnd"/>
       <w:r>
         <w:rPr>
           <w:rFonts w:hint="eastAsia"/>
@@ -3129,8 +3310,38 @@
           <w:sz w:val="21"/>
           <w:szCs w:val="21"/>
         </w:rPr>
-        <w:t>An Adaptive Asymmetric Dual-Super-Ellipsoid</w:t>
-      </w:r>
+        <w:t>An Adaptive Asymmetric Dual-</w:t>
+      </w:r>
+      <w:proofErr w:type="spellStart"/>
+      <w:r>
+        <w:rPr>
+          <w:b/>
+          <w:bCs/>
+          <w:sz w:val="21"/>
+          <w:szCs w:val="21"/>
+        </w:rPr>
+        <w:t>Super</w:t>
+      </w:r>
+      <w:r>
+        <w:rPr>
+          <w:rFonts w:hint="eastAsia"/>
+          <w:b/>
+          <w:bCs/>
+          <w:sz w:val="21"/>
+          <w:szCs w:val="21"/>
+        </w:rPr>
+        <w:t>e</w:t>
+      </w:r>
+      <w:r>
+        <w:rPr>
+          <w:b/>
+          <w:bCs/>
+          <w:sz w:val="21"/>
+          <w:szCs w:val="21"/>
+        </w:rPr>
+        <w:t>llipsoid</w:t>
+      </w:r>
+      <w:proofErr w:type="spellEnd"/>
       <w:r>
         <w:rPr>
           <w:rFonts w:hint="eastAsia"/>
@@ -3185,7 +3396,38 @@
           <w:sz w:val="21"/>
           <w:szCs w:val="21"/>
         </w:rPr>
-        <w:t>Dual-Super-Ellipsoid Constrained Sampling (ADCS) strategy, as illustrated in Fig. 2, to adaptively regulate the sampling domains during bidirectional tree expansion.</w:t>
+        <w:t>Dual-</w:t>
+      </w:r>
+      <w:proofErr w:type="spellStart"/>
+      <w:r>
+        <w:rPr>
+          <w:sz w:val="21"/>
+          <w:szCs w:val="21"/>
+        </w:rPr>
+        <w:t>Super</w:t>
+      </w:r>
+      <w:r>
+        <w:rPr>
+          <w:rFonts w:hint="eastAsia"/>
+          <w:sz w:val="21"/>
+          <w:szCs w:val="21"/>
+        </w:rPr>
+        <w:t>e</w:t>
+      </w:r>
+      <w:r>
+        <w:rPr>
+          <w:sz w:val="21"/>
+          <w:szCs w:val="21"/>
+        </w:rPr>
+        <w:t>llipsoid</w:t>
+      </w:r>
+      <w:proofErr w:type="spellEnd"/>
+      <w:r>
+        <w:rPr>
+          <w:sz w:val="21"/>
+          <w:szCs w:val="21"/>
+        </w:rPr>
+        <w:t xml:space="preserve"> Constrained Sampling (ADCS) strategy, as illustrated in Fig. 2, to adaptively regulate the sampling domains during bidirectional tree expansion.</w:t>
       </w:r>
       <w:r>
         <w:rPr>
@@ -3200,8 +3442,18 @@
           <w:sz w:val="21"/>
           <w:szCs w:val="21"/>
         </w:rPr>
-        <w:t xml:space="preserve"> i</w:t>
-      </w:r>
+        <w:t xml:space="preserve"> </w:t>
+      </w:r>
+      <w:proofErr w:type="spellStart"/>
+      <w:r>
+        <w:rPr>
+          <w:rFonts w:hint="eastAsia"/>
+          <w:sz w:val="21"/>
+          <w:szCs w:val="21"/>
+        </w:rPr>
+        <w:t>i</w:t>
+      </w:r>
+      <w:proofErr w:type="spellEnd"/>
       <w:r>
         <w:rPr>
           <w:rFonts w:hint="eastAsia"/>
@@ -3322,7 +3574,7 @@
           <v:shape id="_x0000_i1027" type="#_x0000_t75" style="width:346.35pt;height:20.25pt" o:ole="">
             <v:imagedata r:id="rId19" o:title=""/>
           </v:shape>
-          <o:OLEObject Type="Embed" ProgID="Equation.DSMT4" ShapeID="_x0000_i1027" DrawAspect="Content" ObjectID="_1849891850" r:id="rId20"/>
+          <o:OLEObject Type="Embed" ProgID="Equation.DSMT4" ShapeID="_x0000_i1027" DrawAspect="Content" ObjectID="_1849976272" r:id="rId20"/>
         </w:object>
       </w:r>
     </w:p>
@@ -3354,6 +3606,7 @@
         </w:rPr>
         <w:t xml:space="preserve"> </w:t>
       </w:r>
+      <w:proofErr w:type="spellStart"/>
       <w:r>
         <w:rPr>
           <w:i/>
@@ -3374,6 +3627,7 @@
         </w:rPr>
         <w:t>i</w:t>
       </w:r>
+      <w:proofErr w:type="spellEnd"/>
       <w:r>
         <w:rPr>
           <w:sz w:val="21"/>
@@ -3415,7 +3669,25 @@
           <w:sz w:val="21"/>
           <w:szCs w:val="21"/>
         </w:rPr>
-        <w:t xml:space="preserve"> i, p</w:t>
+        <w:t xml:space="preserve"> </w:t>
+      </w:r>
+      <w:proofErr w:type="spellStart"/>
+      <w:r>
+        <w:rPr>
+          <w:rFonts w:hint="eastAsia"/>
+          <w:sz w:val="21"/>
+          <w:szCs w:val="21"/>
+        </w:rPr>
+        <w:t>i</w:t>
+      </w:r>
+      <w:proofErr w:type="spellEnd"/>
+      <w:r>
+        <w:rPr>
+          <w:rFonts w:hint="eastAsia"/>
+          <w:sz w:val="21"/>
+          <w:szCs w:val="21"/>
+        </w:rPr>
+        <w:t>, p</w:t>
       </w:r>
       <w:r>
         <w:rPr>
@@ -3460,7 +3732,7 @@
           <v:shape id="_x0000_i1028" type="#_x0000_t75" style="width:22.6pt;height:17.35pt" o:ole="">
             <v:imagedata r:id="rId21" o:title=""/>
           </v:shape>
-          <o:OLEObject Type="Embed" ProgID="Equation.DSMT4" ShapeID="_x0000_i1028" DrawAspect="Content" ObjectID="_1849891851" r:id="rId22"/>
+          <o:OLEObject Type="Embed" ProgID="Equation.DSMT4" ShapeID="_x0000_i1028" DrawAspect="Content" ObjectID="_1849976273" r:id="rId22"/>
         </w:object>
       </w:r>
       <w:r>
@@ -3497,18 +3769,81 @@
           <w:sz w:val="21"/>
           <w:szCs w:val="21"/>
         </w:rPr>
-        <w:t xml:space="preserve"> i,</w:t>
-      </w:r>
-      <w:r>
-        <w:rPr>
-          <w:sz w:val="21"/>
-          <w:szCs w:val="21"/>
-        </w:rPr>
-        <w:t xml:space="preserve"> </w:t>
-      </w:r>
-      <w:r>
-        <w:rPr>
-          <w:rFonts w:hint="eastAsia"/>
+        <w:t xml:space="preserve"> </w:t>
+      </w:r>
+      <w:proofErr w:type="spellStart"/>
+      <w:proofErr w:type="gramStart"/>
+      <w:r>
+        <w:rPr>
+          <w:rFonts w:hint="eastAsia"/>
+          <w:sz w:val="21"/>
+          <w:szCs w:val="21"/>
+        </w:rPr>
+        <w:t>i</w:t>
+      </w:r>
+      <w:proofErr w:type="spellEnd"/>
+      <w:r>
+        <w:rPr>
+          <w:rFonts w:hint="eastAsia"/>
+          <w:sz w:val="21"/>
+          <w:szCs w:val="21"/>
+        </w:rPr>
+        <w:t>,</w:t>
+      </w:r>
+      <w:r>
+        <w:rPr>
+          <w:sz w:val="21"/>
+          <w:szCs w:val="21"/>
+        </w:rPr>
+        <w:t xml:space="preserve"> </w:t>
+      </w:r>
+      <w:r>
+        <w:rPr>
+          <w:rFonts w:hint="eastAsia"/>
+          <w:sz w:val="21"/>
+          <w:szCs w:val="21"/>
+        </w:rPr>
+        <w:t>and</w:t>
+      </w:r>
+      <w:proofErr w:type="gramEnd"/>
+      <w:r>
+        <w:rPr>
+          <w:rFonts w:hint="eastAsia"/>
+          <w:sz w:val="21"/>
+          <w:szCs w:val="21"/>
+        </w:rPr>
+        <w:t xml:space="preserve"> </w:t>
+      </w:r>
+      <w:r>
+        <w:rPr>
+          <w:rFonts w:ascii="Cambria Math" w:hAnsi="Cambria Math" w:cs="Cambria Math" w:hint="eastAsia"/>
+          <w:sz w:val="21"/>
+          <w:szCs w:val="21"/>
+        </w:rPr>
+        <w:t>f</w:t>
+      </w:r>
+      <w:proofErr w:type="gramStart"/>
+      <w:r>
+        <w:rPr>
+          <w:rFonts w:ascii="Cambria Math" w:hAnsi="Cambria Math" w:cs="Cambria Math" w:hint="eastAsia"/>
+          <w:sz w:val="21"/>
+          <w:szCs w:val="21"/>
+          <w:vertAlign w:val="subscript"/>
+        </w:rPr>
+        <w:t>1,i</w:t>
+      </w:r>
+      <w:proofErr w:type="gramEnd"/>
+      <w:r>
+        <w:rPr>
+          <w:rFonts w:ascii="Cambria Math" w:hAnsi="Cambria Math" w:cs="Cambria Math" w:hint="eastAsia"/>
+          <w:sz w:val="21"/>
+          <w:szCs w:val="21"/>
+        </w:rPr>
+        <w:t xml:space="preserve"> </w:t>
+      </w:r>
+      <w:r>
+        <w:rPr>
+          <w:rFonts w:ascii="Cambria Math" w:hAnsi="Cambria Math" w:cs="Cambria Math" w:hint="eastAsia"/>
           <w:sz w:val="21"/>
           <w:szCs w:val="21"/>
         </w:rPr>
@@ -3522,6 +3857,7 @@
         </w:rPr>
         <w:t>f</w:t>
       </w:r>
+      <w:proofErr w:type="gramStart"/>
       <w:r>
         <w:rPr>
           <w:rFonts w:ascii="Cambria Math" w:hAnsi="Cambria Math" w:cs="Cambria Math" w:hint="eastAsia"/>
@@ -3529,39 +3865,120 @@
           <w:szCs w:val="21"/>
           <w:vertAlign w:val="subscript"/>
         </w:rPr>
-        <w:t>1,i</w:t>
+        <w:t>2</w:t>
       </w:r>
       <w:r>
         <w:rPr>
           <w:rFonts w:ascii="Cambria Math" w:hAnsi="Cambria Math" w:cs="Cambria Math" w:hint="eastAsia"/>
           <w:sz w:val="21"/>
           <w:szCs w:val="21"/>
-        </w:rPr>
-        <w:t xml:space="preserve"> </w:t>
+          <w:vertAlign w:val="subscript"/>
+        </w:rPr>
+        <w:t>,i</w:t>
+      </w:r>
+      <w:proofErr w:type="gramEnd"/>
+      <w:r>
+        <w:rPr>
+          <w:rFonts w:ascii="Cambria Math" w:hAnsi="Cambria Math" w:cs="Cambria Math"/>
+          <w:sz w:val="21"/>
+          <w:szCs w:val="21"/>
+        </w:rPr>
+        <w:t xml:space="preserve"> </w:t>
+      </w:r>
+      <w:r>
+        <w:rPr>
+          <w:rFonts w:ascii="Cambria Math" w:hAnsi="Cambria Math" w:cs="Cambria Math"/>
+          <w:sz w:val="21"/>
+          <w:szCs w:val="21"/>
+        </w:rPr>
+        <w:t xml:space="preserve">denote the corresponding focal points. </w:t>
+      </w:r>
+      <w:r>
+        <w:rPr>
+          <w:rFonts w:ascii="Cambria Math" w:hAnsi="Cambria Math" w:cs="Cambria Math"/>
+          <w:sz w:val="21"/>
+          <w:szCs w:val="21"/>
+        </w:rPr>
+        <w:t>For the start-side search, f</w:t>
+      </w:r>
+      <w:proofErr w:type="gramStart"/>
+      <w:r>
+        <w:rPr>
+          <w:rFonts w:ascii="Cambria Math" w:hAnsi="Cambria Math" w:cs="Cambria Math"/>
+          <w:sz w:val="21"/>
+          <w:szCs w:val="21"/>
+          <w:vertAlign w:val="subscript"/>
+        </w:rPr>
+        <w:t>1</w:t>
       </w:r>
       <w:r>
         <w:rPr>
           <w:rFonts w:ascii="Cambria Math" w:hAnsi="Cambria Math" w:cs="Cambria Math" w:hint="eastAsia"/>
           <w:sz w:val="21"/>
           <w:szCs w:val="21"/>
-        </w:rPr>
-        <w:t xml:space="preserve">and </w:t>
-      </w:r>
+          <w:vertAlign w:val="subscript"/>
+        </w:rPr>
+        <w:t>,A</w:t>
+      </w:r>
+      <w:proofErr w:type="gramEnd"/>
       <w:r>
         <w:rPr>
           <w:rFonts w:ascii="Cambria Math" w:hAnsi="Cambria Math" w:cs="Cambria Math" w:hint="eastAsia"/>
           <w:sz w:val="21"/>
           <w:szCs w:val="21"/>
-        </w:rPr>
-        <w:t>f</w:t>
+          <w:vertAlign w:val="subscript"/>
+        </w:rPr>
+        <w:t xml:space="preserve"> </w:t>
+      </w:r>
+      <w:r>
+        <w:rPr>
+          <w:rFonts w:ascii="Cambria Math" w:hAnsi="Cambria Math" w:cs="Cambria Math"/>
+          <w:sz w:val="21"/>
+          <w:szCs w:val="21"/>
+        </w:rPr>
+        <w:t>=</w:t>
       </w:r>
       <w:r>
         <w:rPr>
           <w:rFonts w:ascii="Cambria Math" w:hAnsi="Cambria Math" w:cs="Cambria Math" w:hint="eastAsia"/>
           <w:sz w:val="21"/>
           <w:szCs w:val="21"/>
+        </w:rPr>
+        <w:t xml:space="preserve"> </w:t>
+      </w:r>
+      <w:proofErr w:type="spellStart"/>
+      <w:r>
+        <w:rPr>
+          <w:sz w:val="21"/>
+          <w:szCs w:val="21"/>
+        </w:rPr>
+        <w:t>x</w:t>
+      </w:r>
+      <w:r>
+        <w:rPr>
+          <w:sz w:val="21"/>
+          <w:szCs w:val="21"/>
           <w:vertAlign w:val="subscript"/>
         </w:rPr>
+        <w:t>start</w:t>
+      </w:r>
+      <w:proofErr w:type="spellEnd"/>
+      <w:r>
+        <w:rPr>
+          <w:rFonts w:ascii="Cambria Math" w:hAnsi="Cambria Math" w:cs="Cambria Math"/>
+          <w:sz w:val="21"/>
+          <w:szCs w:val="21"/>
+        </w:rPr>
+        <w:t xml:space="preserve"> and f</w:t>
+      </w:r>
+      <w:proofErr w:type="gramStart"/>
+      <w:r>
+        <w:rPr>
+          <w:rFonts w:ascii="Cambria Math" w:hAnsi="Cambria Math" w:cs="Cambria Math" w:hint="eastAsia"/>
+          <w:sz w:val="21"/>
+          <w:szCs w:val="21"/>
+          <w:vertAlign w:val="subscript"/>
+        </w:rPr>
         <w:t>2</w:t>
       </w:r>
       <w:r>
@@ -3571,7 +3988,17 @@
           <w:szCs w:val="21"/>
           <w:vertAlign w:val="subscript"/>
         </w:rPr>
-        <w:t>,i</w:t>
+        <w:t>,A</w:t>
+      </w:r>
+      <w:proofErr w:type="gramEnd"/>
+      <w:r>
+        <w:rPr>
+          <w:rFonts w:ascii="Cambria Math" w:hAnsi="Cambria Math" w:cs="Cambria Math" w:hint="eastAsia"/>
+          <w:sz w:val="21"/>
+          <w:szCs w:val="21"/>
+          <w:vertAlign w:val="subscript"/>
+        </w:rPr>
+        <w:t xml:space="preserve"> </w:t>
       </w:r>
       <w:r>
         <w:rPr>
@@ -3579,15 +4006,56 @@
           <w:sz w:val="21"/>
           <w:szCs w:val="21"/>
         </w:rPr>
-        <w:t xml:space="preserve"> </w:t>
-      </w:r>
+        <w:t>=</w:t>
+      </w:r>
+      <w:r>
+        <w:rPr>
+          <w:rFonts w:ascii="Cambria Math" w:hAnsi="Cambria Math" w:cs="Cambria Math" w:hint="eastAsia"/>
+          <w:sz w:val="21"/>
+          <w:szCs w:val="21"/>
+        </w:rPr>
+        <w:t xml:space="preserve"> </w:t>
+      </w:r>
+      <w:proofErr w:type="spellStart"/>
+      <w:r>
+        <w:rPr>
+          <w:sz w:val="21"/>
+          <w:szCs w:val="21"/>
+        </w:rPr>
+        <w:t>x</w:t>
+      </w:r>
+      <w:r>
+        <w:rPr>
+          <w:rFonts w:hint="eastAsia"/>
+          <w:sz w:val="21"/>
+          <w:szCs w:val="21"/>
+          <w:vertAlign w:val="subscript"/>
+        </w:rPr>
+        <w:t>meet</w:t>
+      </w:r>
+      <w:proofErr w:type="spellEnd"/>
       <w:r>
         <w:rPr>
           <w:rFonts w:ascii="Cambria Math" w:hAnsi="Cambria Math" w:cs="Cambria Math"/>
           <w:sz w:val="21"/>
           <w:szCs w:val="21"/>
         </w:rPr>
-        <w:t xml:space="preserve">denote the corresponding focal points. </w:t>
+        <w:t>,</w:t>
+      </w:r>
+      <w:r>
+        <w:rPr>
+          <w:rFonts w:ascii="Cambria Math" w:hAnsi="Cambria Math" w:cs="Cambria Math" w:hint="eastAsia"/>
+          <w:sz w:val="21"/>
+          <w:szCs w:val="21"/>
+        </w:rPr>
+        <w:t xml:space="preserve"> </w:t>
+      </w:r>
+      <w:r>
+        <w:rPr>
+          <w:sz w:val="21"/>
+          <w:szCs w:val="21"/>
+        </w:rPr>
+        <w:t>whereas for the goal-side search</w:t>
       </w:r>
       <w:r>
         <w:rPr>
@@ -3595,17 +4063,71 @@
           <w:sz w:val="21"/>
           <w:szCs w:val="21"/>
         </w:rPr>
-        <w:t>For the start-side search, f</w:t>
+        <w:t>, f</w:t>
+      </w:r>
+      <w:proofErr w:type="gramStart"/>
+      <w:r>
+        <w:rPr>
+          <w:rFonts w:ascii="Cambria Math" w:hAnsi="Cambria Math" w:cs="Cambria Math" w:hint="eastAsia"/>
+          <w:sz w:val="21"/>
+          <w:szCs w:val="21"/>
+          <w:vertAlign w:val="subscript"/>
+        </w:rPr>
+        <w:t>1,B</w:t>
+      </w:r>
+      <w:proofErr w:type="gramEnd"/>
+      <w:r>
+        <w:rPr>
+          <w:rFonts w:ascii="Cambria Math" w:hAnsi="Cambria Math" w:cs="Cambria Math" w:hint="eastAsia"/>
+          <w:sz w:val="21"/>
+          <w:szCs w:val="21"/>
+          <w:vertAlign w:val="subscript"/>
+        </w:rPr>
+        <w:t xml:space="preserve"> </w:t>
       </w:r>
       <w:r>
         <w:rPr>
           <w:rFonts w:ascii="Cambria Math" w:hAnsi="Cambria Math" w:cs="Cambria Math"/>
           <w:sz w:val="21"/>
           <w:szCs w:val="21"/>
+        </w:rPr>
+        <w:t>=</w:t>
+      </w:r>
+      <w:r>
+        <w:rPr>
+          <w:rFonts w:ascii="Cambria Math" w:hAnsi="Cambria Math" w:cs="Cambria Math" w:hint="eastAsia"/>
+          <w:sz w:val="21"/>
+          <w:szCs w:val="21"/>
+        </w:rPr>
+        <w:t xml:space="preserve"> </w:t>
+      </w:r>
+      <w:proofErr w:type="spellStart"/>
+      <w:r>
+        <w:rPr>
+          <w:sz w:val="21"/>
+          <w:szCs w:val="21"/>
+        </w:rPr>
+        <w:t>x</w:t>
+      </w:r>
+      <w:r>
+        <w:rPr>
+          <w:rFonts w:hint="eastAsia"/>
+          <w:sz w:val="21"/>
+          <w:szCs w:val="21"/>
           <w:vertAlign w:val="subscript"/>
         </w:rPr>
-        <w:t>1</w:t>
-      </w:r>
+        <w:t>goal</w:t>
+      </w:r>
+      <w:proofErr w:type="spellEnd"/>
+      <w:r>
+        <w:rPr>
+          <w:rFonts w:ascii="Cambria Math" w:hAnsi="Cambria Math" w:cs="Cambria Math"/>
+          <w:sz w:val="21"/>
+          <w:szCs w:val="21"/>
+        </w:rPr>
+        <w:t xml:space="preserve"> and f</w:t>
+      </w:r>
+      <w:proofErr w:type="gramStart"/>
       <w:r>
         <w:rPr>
           <w:rFonts w:ascii="Cambria Math" w:hAnsi="Cambria Math" w:cs="Cambria Math" w:hint="eastAsia"/>
@@ -3613,8 +4135,9 @@
           <w:szCs w:val="21"/>
           <w:vertAlign w:val="subscript"/>
         </w:rPr>
-        <w:t>,A</w:t>
-      </w:r>
+        <w:t>2,B</w:t>
+      </w:r>
+      <w:proofErr w:type="gramEnd"/>
       <w:r>
         <w:rPr>
           <w:rFonts w:ascii="Cambria Math" w:hAnsi="Cambria Math" w:cs="Cambria Math" w:hint="eastAsia"/>
@@ -3640,6 +4163,7 @@
         </w:rPr>
         <w:t xml:space="preserve"> </w:t>
       </w:r>
+      <w:proofErr w:type="spellStart"/>
       <w:r>
         <w:rPr>
           <w:sz w:val="21"/>
@@ -3649,200 +4173,14 @@
       </w:r>
       <w:r>
         <w:rPr>
+          <w:rFonts w:hint="eastAsia"/>
           <w:sz w:val="21"/>
           <w:szCs w:val="21"/>
           <w:vertAlign w:val="subscript"/>
         </w:rPr>
-        <w:t>start</w:t>
-      </w:r>
-      <w:r>
-        <w:rPr>
-          <w:rFonts w:ascii="Cambria Math" w:hAnsi="Cambria Math" w:cs="Cambria Math"/>
-          <w:sz w:val="21"/>
-          <w:szCs w:val="21"/>
-        </w:rPr>
-        <w:t xml:space="preserve"> and f</w:t>
-      </w:r>
-      <w:r>
-        <w:rPr>
-          <w:rFonts w:ascii="Cambria Math" w:hAnsi="Cambria Math" w:cs="Cambria Math" w:hint="eastAsia"/>
-          <w:sz w:val="21"/>
-          <w:szCs w:val="21"/>
-          <w:vertAlign w:val="subscript"/>
-        </w:rPr>
-        <w:t>2</w:t>
-      </w:r>
-      <w:r>
-        <w:rPr>
-          <w:rFonts w:ascii="Cambria Math" w:hAnsi="Cambria Math" w:cs="Cambria Math" w:hint="eastAsia"/>
-          <w:sz w:val="21"/>
-          <w:szCs w:val="21"/>
-          <w:vertAlign w:val="subscript"/>
-        </w:rPr>
-        <w:t>,A</w:t>
-      </w:r>
-      <w:r>
-        <w:rPr>
-          <w:rFonts w:ascii="Cambria Math" w:hAnsi="Cambria Math" w:cs="Cambria Math" w:hint="eastAsia"/>
-          <w:sz w:val="21"/>
-          <w:szCs w:val="21"/>
-          <w:vertAlign w:val="subscript"/>
-        </w:rPr>
-        <w:t xml:space="preserve"> </w:t>
-      </w:r>
-      <w:r>
-        <w:rPr>
-          <w:rFonts w:ascii="Cambria Math" w:hAnsi="Cambria Math" w:cs="Cambria Math"/>
-          <w:sz w:val="21"/>
-          <w:szCs w:val="21"/>
-        </w:rPr>
-        <w:t>=</w:t>
-      </w:r>
-      <w:r>
-        <w:rPr>
-          <w:rFonts w:ascii="Cambria Math" w:hAnsi="Cambria Math" w:cs="Cambria Math" w:hint="eastAsia"/>
-          <w:sz w:val="21"/>
-          <w:szCs w:val="21"/>
-        </w:rPr>
-        <w:t xml:space="preserve"> </w:t>
-      </w:r>
-      <w:r>
-        <w:rPr>
-          <w:sz w:val="21"/>
-          <w:szCs w:val="21"/>
-        </w:rPr>
-        <w:t>x</w:t>
-      </w:r>
-      <w:r>
-        <w:rPr>
-          <w:rFonts w:hint="eastAsia"/>
-          <w:sz w:val="21"/>
-          <w:szCs w:val="21"/>
-          <w:vertAlign w:val="subscript"/>
-        </w:rPr>
         <w:t>meet</w:t>
       </w:r>
-      <w:r>
-        <w:rPr>
-          <w:rFonts w:ascii="Cambria Math" w:hAnsi="Cambria Math" w:cs="Cambria Math"/>
-          <w:sz w:val="21"/>
-          <w:szCs w:val="21"/>
-        </w:rPr>
-        <w:t>,</w:t>
-      </w:r>
-      <w:r>
-        <w:rPr>
-          <w:rFonts w:ascii="Cambria Math" w:hAnsi="Cambria Math" w:cs="Cambria Math" w:hint="eastAsia"/>
-          <w:sz w:val="21"/>
-          <w:szCs w:val="21"/>
-        </w:rPr>
-        <w:t xml:space="preserve"> </w:t>
-      </w:r>
-      <w:r>
-        <w:rPr>
-          <w:sz w:val="21"/>
-          <w:szCs w:val="21"/>
-        </w:rPr>
-        <w:t>whereas for the goal-side search</w:t>
-      </w:r>
-      <w:r>
-        <w:rPr>
-          <w:rFonts w:ascii="Cambria Math" w:hAnsi="Cambria Math" w:cs="Cambria Math"/>
-          <w:sz w:val="21"/>
-          <w:szCs w:val="21"/>
-        </w:rPr>
-        <w:t>, f</w:t>
-      </w:r>
-      <w:r>
-        <w:rPr>
-          <w:rFonts w:ascii="Cambria Math" w:hAnsi="Cambria Math" w:cs="Cambria Math" w:hint="eastAsia"/>
-          <w:sz w:val="21"/>
-          <w:szCs w:val="21"/>
-          <w:vertAlign w:val="subscript"/>
-        </w:rPr>
-        <w:t xml:space="preserve">1,B </w:t>
-      </w:r>
-      <w:r>
-        <w:rPr>
-          <w:rFonts w:ascii="Cambria Math" w:hAnsi="Cambria Math" w:cs="Cambria Math"/>
-          <w:sz w:val="21"/>
-          <w:szCs w:val="21"/>
-        </w:rPr>
-        <w:t>=</w:t>
-      </w:r>
-      <w:r>
-        <w:rPr>
-          <w:rFonts w:ascii="Cambria Math" w:hAnsi="Cambria Math" w:cs="Cambria Math" w:hint="eastAsia"/>
-          <w:sz w:val="21"/>
-          <w:szCs w:val="21"/>
-        </w:rPr>
-        <w:t xml:space="preserve"> </w:t>
-      </w:r>
-      <w:r>
-        <w:rPr>
-          <w:sz w:val="21"/>
-          <w:szCs w:val="21"/>
-        </w:rPr>
-        <w:t>x</w:t>
-      </w:r>
-      <w:r>
-        <w:rPr>
-          <w:rFonts w:hint="eastAsia"/>
-          <w:sz w:val="21"/>
-          <w:szCs w:val="21"/>
-          <w:vertAlign w:val="subscript"/>
-        </w:rPr>
-        <w:t>goal</w:t>
-      </w:r>
-      <w:r>
-        <w:rPr>
-          <w:rFonts w:ascii="Cambria Math" w:hAnsi="Cambria Math" w:cs="Cambria Math"/>
-          <w:sz w:val="21"/>
-          <w:szCs w:val="21"/>
-        </w:rPr>
-        <w:t xml:space="preserve"> and f</w:t>
-      </w:r>
-      <w:r>
-        <w:rPr>
-          <w:rFonts w:ascii="Cambria Math" w:hAnsi="Cambria Math" w:cs="Cambria Math" w:hint="eastAsia"/>
-          <w:sz w:val="21"/>
-          <w:szCs w:val="21"/>
-          <w:vertAlign w:val="subscript"/>
-        </w:rPr>
-        <w:t xml:space="preserve">2,B </w:t>
-      </w:r>
-      <w:r>
-        <w:rPr>
-          <w:rFonts w:ascii="Cambria Math" w:hAnsi="Cambria Math" w:cs="Cambria Math"/>
-          <w:sz w:val="21"/>
-          <w:szCs w:val="21"/>
-        </w:rPr>
-        <w:t>=</w:t>
-      </w:r>
-      <w:r>
-        <w:rPr>
-          <w:rFonts w:ascii="Cambria Math" w:hAnsi="Cambria Math" w:cs="Cambria Math" w:hint="eastAsia"/>
-          <w:sz w:val="21"/>
-          <w:szCs w:val="21"/>
-        </w:rPr>
-        <w:t xml:space="preserve"> </w:t>
-      </w:r>
-      <w:r>
-        <w:rPr>
-          <w:sz w:val="21"/>
-          <w:szCs w:val="21"/>
-        </w:rPr>
-        <w:t>x</w:t>
-      </w:r>
-      <w:r>
-        <w:rPr>
-          <w:rFonts w:hint="eastAsia"/>
-          <w:sz w:val="21"/>
-          <w:szCs w:val="21"/>
-          <w:vertAlign w:val="subscript"/>
-        </w:rPr>
-        <w:t>meet</w:t>
-      </w:r>
+      <w:proofErr w:type="spellEnd"/>
       <w:r>
         <w:rPr>
           <w:rFonts w:ascii="Cambria Math" w:hAnsi="Cambria Math" w:cs="Cambria Math"/>
@@ -4083,7 +4421,37 @@
           <w:sz w:val="21"/>
           <w:szCs w:val="21"/>
         </w:rPr>
-        <w:t>[34,35]</w:t>
+        <w:t>[3</w:t>
+      </w:r>
+      <w:r>
+        <w:rPr>
+          <w:rFonts w:hint="eastAsia"/>
+          <w:sz w:val="21"/>
+          <w:szCs w:val="21"/>
+        </w:rPr>
+        <w:t>3</w:t>
+      </w:r>
+      <w:r>
+        <w:rPr>
+          <w:sz w:val="21"/>
+          <w:szCs w:val="21"/>
+        </w:rPr>
+        <w:t>,3</w:t>
+      </w:r>
+      <w:r>
+        <w:rPr>
+          <w:rFonts w:hint="eastAsia"/>
+          <w:sz w:val="21"/>
+          <w:szCs w:val="21"/>
+        </w:rPr>
+        <w:t>4</w:t>
+      </w:r>
+      <w:r>
+        <w:rPr>
+          <w:sz w:val="21"/>
+          <w:szCs w:val="21"/>
+        </w:rPr>
+        <w:t>]</w:t>
       </w:r>
       <w:r>
         <w:rPr>
@@ -4184,6 +4552,7 @@
         </w:rPr>
         <w:t>ual-</w:t>
       </w:r>
+      <w:proofErr w:type="spellStart"/>
       <w:r>
         <w:rPr>
           <w:rFonts w:hint="eastAsia"/>
@@ -4197,7 +4566,7 @@
           <w:sz w:val="18"/>
           <w:szCs w:val="18"/>
         </w:rPr>
-        <w:t>uper-</w:t>
+        <w:t>uper</w:t>
       </w:r>
       <w:r>
         <w:rPr>
@@ -4205,14 +4574,22 @@
           <w:sz w:val="18"/>
           <w:szCs w:val="18"/>
         </w:rPr>
-        <w:t>E</w:t>
+        <w:t>e</w:t>
       </w:r>
       <w:r>
         <w:rPr>
           <w:sz w:val="18"/>
           <w:szCs w:val="18"/>
         </w:rPr>
-        <w:t>llipsoid Constrained Sampling Strategy</w:t>
+        <w:t>llipsoid</w:t>
+      </w:r>
+      <w:proofErr w:type="spellEnd"/>
+      <w:r>
+        <w:rPr>
+          <w:sz w:val="18"/>
+          <w:szCs w:val="18"/>
+        </w:rPr>
+        <w:t xml:space="preserve"> Constrained Sampling Strategy</w:t>
       </w:r>
       <w:r>
         <w:rPr>
@@ -4305,6 +4682,7 @@
         </w:rPr>
         <w:t xml:space="preserve"> </w:t>
       </w:r>
+      <w:proofErr w:type="spellStart"/>
       <w:r>
         <w:rPr>
           <w:i/>
@@ -4325,6 +4703,7 @@
         </w:rPr>
         <w:t>i</w:t>
       </w:r>
+      <w:proofErr w:type="spellEnd"/>
       <w:r>
         <w:rPr>
           <w:rFonts w:hint="eastAsia"/>
@@ -4457,7 +4836,15 @@
           <w:sz w:val="21"/>
           <w:szCs w:val="21"/>
         </w:rPr>
-        <w:t>Before a feasible solution is obtained, γ</w:t>
+        <w:t xml:space="preserve">Before a feasible solution is obtained, </w:t>
+      </w:r>
+      <w:proofErr w:type="spellStart"/>
+      <w:r>
+        <w:rPr>
+          <w:sz w:val="21"/>
+          <w:szCs w:val="21"/>
+        </w:rPr>
+        <w:t>γ</w:t>
       </w:r>
       <w:r>
         <w:rPr>
@@ -4468,6 +4855,7 @@
         </w:rPr>
         <w:t>i</w:t>
       </w:r>
+      <w:proofErr w:type="spellEnd"/>
       <w:r>
         <w:rPr>
           <w:sz w:val="21"/>
@@ -4586,6 +4974,7 @@
         </w:rPr>
         <w:t xml:space="preserve">every </w:t>
       </w:r>
+      <w:proofErr w:type="spellStart"/>
       <w:r>
         <w:rPr>
           <w:rFonts w:hint="eastAsia"/>
@@ -4603,6 +4992,7 @@
         </w:rPr>
         <w:t>f</w:t>
       </w:r>
+      <w:proofErr w:type="spellEnd"/>
       <w:r>
         <w:rPr>
           <w:rFonts w:hint="eastAsia"/>
@@ -4616,7 +5006,23 @@
           <w:sz w:val="21"/>
           <w:szCs w:val="21"/>
         </w:rPr>
-        <w:t xml:space="preserve">0 iterations according to the recent </w:t>
+        <w:t xml:space="preserve">0 </w:t>
+      </w:r>
+      <w:proofErr w:type="gramStart"/>
+      <w:r>
+        <w:rPr>
+          <w:sz w:val="21"/>
+          <w:szCs w:val="21"/>
+        </w:rPr>
+        <w:t>iterations</w:t>
+      </w:r>
+      <w:proofErr w:type="gramEnd"/>
+      <w:r>
+        <w:rPr>
+          <w:sz w:val="21"/>
+          <w:szCs w:val="21"/>
+        </w:rPr>
+        <w:t xml:space="preserve"> according to the recent </w:t>
       </w:r>
       <w:r>
         <w:rPr>
@@ -4685,7 +5091,7 @@
           <v:shape id="_x0000_i1029" type="#_x0000_t75" style="width:12.35pt;height:15.25pt" o:ole="">
             <v:imagedata r:id="rId24" o:title=""/>
           </v:shape>
-          <o:OLEObject Type="Embed" ProgID="Equation.DSMT4" ShapeID="_x0000_i1029" DrawAspect="Content" ObjectID="_1849891852" r:id="rId25"/>
+          <o:OLEObject Type="Embed" ProgID="Equation.DSMT4" ShapeID="_x0000_i1029" DrawAspect="Content" ObjectID="_1849976274" r:id="rId25"/>
         </w:object>
       </w:r>
       <w:r>
@@ -4709,7 +5115,25 @@
           <w:sz w:val="21"/>
           <w:szCs w:val="21"/>
         </w:rPr>
-        <w:t xml:space="preserve"> i </w:t>
+        <w:t xml:space="preserve"> </w:t>
+      </w:r>
+      <w:proofErr w:type="spellStart"/>
+      <w:r>
+        <w:rPr>
+          <w:rFonts w:hint="eastAsia"/>
+          <w:sz w:val="21"/>
+          <w:szCs w:val="21"/>
+        </w:rPr>
+        <w:t>i</w:t>
+      </w:r>
+      <w:proofErr w:type="spellEnd"/>
+      <w:r>
+        <w:rPr>
+          <w:rFonts w:hint="eastAsia"/>
+          <w:sz w:val="21"/>
+          <w:szCs w:val="21"/>
+        </w:rPr>
+        <w:t xml:space="preserve"> </w:t>
       </w:r>
       <w:r>
         <w:rPr>
@@ -4741,7 +5165,7 @@
           <v:shape id="_x0000_i1030" type="#_x0000_t75" style="width:65.95pt;height:15.25pt" o:ole="">
             <v:imagedata r:id="rId26" o:title=""/>
           </v:shape>
-          <o:OLEObject Type="Embed" ProgID="Equation.DSMT4" ShapeID="_x0000_i1030" DrawAspect="Content" ObjectID="_1849891853" r:id="rId27"/>
+          <o:OLEObject Type="Embed" ProgID="Equation.DSMT4" ShapeID="_x0000_i1030" DrawAspect="Content" ObjectID="_1849976275" r:id="rId27"/>
         </w:object>
       </w:r>
       <w:r>
@@ -4753,6 +5177,7 @@
       <w:r>
         <w:t xml:space="preserve">where 0.02 denotes the target improvement rate. The expansion coefficient and informed sampling probability are then directly determined from </w:t>
       </w:r>
+      <w:proofErr w:type="spellStart"/>
       <w:r>
         <w:rPr>
           <w:rFonts w:hint="eastAsia"/>
@@ -4766,6 +5191,7 @@
         </w:rPr>
         <w:t>i</w:t>
       </w:r>
+      <w:proofErr w:type="spellEnd"/>
       <w:r>
         <w:rPr>
           <w:rFonts w:hint="eastAsia"/>
@@ -4790,7 +5216,7 @@
           <v:shape id="_x0000_i1031" type="#_x0000_t75" style="width:85.65pt;height:15.25pt" o:ole="">
             <v:imagedata r:id="rId28" o:title=""/>
           </v:shape>
-          <o:OLEObject Type="Embed" ProgID="Equation.DSMT4" ShapeID="_x0000_i1031" DrawAspect="Content" ObjectID="_1849891854" r:id="rId29"/>
+          <o:OLEObject Type="Embed" ProgID="Equation.DSMT4" ShapeID="_x0000_i1031" DrawAspect="Content" ObjectID="_1849976276" r:id="rId29"/>
         </w:object>
       </w:r>
       <w:r>
@@ -4799,9 +5225,11 @@
         </w:rPr>
         <w:t xml:space="preserve"> </w:t>
       </w:r>
+      <w:proofErr w:type="gramStart"/>
       <w:r>
         <w:t>where</w:t>
       </w:r>
+      <w:proofErr w:type="gramEnd"/>
     </w:p>
     <w:p>
       <w:pPr>
@@ -4818,7 +5246,7 @@
           <v:shape id="_x0000_i1032" type="#_x0000_t75" style="width:397.3pt;height:16.3pt" o:ole="">
             <v:imagedata r:id="rId30" o:title=""/>
           </v:shape>
-          <o:OLEObject Type="Embed" ProgID="Equation.DSMT4" ShapeID="_x0000_i1032" DrawAspect="Content" ObjectID="_1849891855" r:id="rId31"/>
+          <o:OLEObject Type="Embed" ProgID="Equation.DSMT4" ShapeID="_x0000_i1032" DrawAspect="Content" ObjectID="_1849976277" r:id="rId31"/>
         </w:object>
       </w:r>
     </w:p>
@@ -4838,6 +5266,7 @@
         </w:rPr>
         <w:t xml:space="preserve">Here, </w:t>
       </w:r>
+      <w:proofErr w:type="spellStart"/>
       <w:r>
         <w:rPr>
           <w:rFonts w:hint="eastAsia"/>
@@ -4855,6 +5284,7 @@
         </w:rPr>
         <w:t>i</w:t>
       </w:r>
+      <w:proofErr w:type="spellEnd"/>
       <w:r>
         <w:rPr>
           <w:rFonts w:hint="eastAsia"/>
@@ -4871,6 +5301,7 @@
         </w:rPr>
         <w:t xml:space="preserve">determines the adjustment of the two sampling parameters for search direction </w:t>
       </w:r>
+      <w:proofErr w:type="spellStart"/>
       <w:r>
         <w:rPr>
           <w:rFonts w:hint="eastAsia"/>
@@ -4879,6 +5310,7 @@
         </w:rPr>
         <w:t>i</w:t>
       </w:r>
+      <w:proofErr w:type="spellEnd"/>
       <w:r>
         <w:rPr>
           <w:sz w:val="21"/>
@@ -4937,6 +5369,7 @@
         </w:rPr>
         <w:t xml:space="preserve">becomes smaller than the target value of 0.02, resulting in a positive </w:t>
       </w:r>
+      <w:proofErr w:type="spellStart"/>
       <w:r>
         <w:rPr>
           <w:rFonts w:hint="eastAsia"/>
@@ -4954,6 +5387,7 @@
         </w:rPr>
         <w:t>i</w:t>
       </w:r>
+      <w:proofErr w:type="spellEnd"/>
       <w:r>
         <w:rPr>
           <w:sz w:val="21"/>
@@ -5041,6 +5475,7 @@
         </w:rPr>
         <w:t xml:space="preserve">decreases, thereby enlarging the constrained sampling region and increasing the proportion of global exploration. Conversely, effective path improvement results in a smaller </w:t>
       </w:r>
+      <w:proofErr w:type="spellStart"/>
       <w:r>
         <w:rPr>
           <w:rFonts w:hint="eastAsia"/>
@@ -5058,6 +5493,7 @@
         </w:rPr>
         <w:t>i</w:t>
       </w:r>
+      <w:proofErr w:type="spellEnd"/>
       <w:r>
         <w:rPr>
           <w:sz w:val="21"/>
@@ -5299,6 +5735,7 @@
         </w:rPr>
         <w:t xml:space="preserve"> </w:t>
       </w:r>
+      <w:proofErr w:type="spellStart"/>
       <w:r>
         <w:rPr>
           <w:i/>
@@ -5319,6 +5756,7 @@
         </w:rPr>
         <w:t>i</w:t>
       </w:r>
+      <w:proofErr w:type="spellEnd"/>
       <w:r>
         <w:rPr>
           <w:rFonts w:hint="eastAsia"/>
@@ -5392,6 +5830,7 @@
         </w:rPr>
         <w:t xml:space="preserve"> </w:t>
       </w:r>
+      <w:proofErr w:type="spellStart"/>
       <w:r>
         <w:rPr>
           <w:i/>
@@ -5412,6 +5851,7 @@
         </w:rPr>
         <w:t>i</w:t>
       </w:r>
+      <w:proofErr w:type="spellEnd"/>
       <w:r>
         <w:rPr>
           <w:sz w:val="21"/>
@@ -5457,6 +5897,7 @@
         </w:rPr>
         <w:t xml:space="preserve"> </w:t>
       </w:r>
+      <w:proofErr w:type="spellStart"/>
       <w:r>
         <w:rPr>
           <w:i/>
@@ -5477,6 +5918,7 @@
         </w:rPr>
         <w:t>i</w:t>
       </w:r>
+      <w:proofErr w:type="spellEnd"/>
       <w:r>
         <w:rPr>
           <w:sz w:val="21"/>
@@ -5484,6 +5926,7 @@
         </w:rPr>
         <w:t xml:space="preserve"> expands the constrained sampling region and improves exploration capability, whereas a smaller </w:t>
       </w:r>
+      <w:proofErr w:type="spellStart"/>
       <w:r>
         <w:rPr>
           <w:i/>
@@ -5504,6 +5947,7 @@
         </w:rPr>
         <w:t>i</w:t>
       </w:r>
+      <w:proofErr w:type="spellEnd"/>
       <w:r>
         <w:rPr>
           <w:rFonts w:hint="eastAsia"/>
@@ -6062,7 +6506,7 @@
           <w:szCs w:val="18"/>
         </w:rPr>
         <w:drawing>
-          <wp:inline distT="0" distB="0" distL="0" distR="0" wp14:anchorId="683A5427" wp14:editId="09B37BB2">
+          <wp:inline distT="0" distB="0" distL="0" distR="0" wp14:anchorId="683A5427" wp14:editId="7D0EC41B">
             <wp:extent cx="3700800" cy="3060000"/>
             <wp:effectExtent l="0" t="0" r="0" b="7620"/>
             <wp:docPr id="826820190" name="图片 5"/>
@@ -6208,7 +6652,27 @@
           <w:szCs w:val="21"/>
         </w:rPr>
         <w:lastRenderedPageBreak/>
-        <w:t>Comparative Evaluation in Benchmark Environments</w:t>
+        <w:t xml:space="preserve">Comparative Evaluation </w:t>
+      </w:r>
+      <w:proofErr w:type="gramStart"/>
+      <w:r>
+        <w:rPr>
+          <w:b/>
+          <w:bCs/>
+          <w:sz w:val="21"/>
+          <w:szCs w:val="21"/>
+        </w:rPr>
+        <w:t>in</w:t>
+      </w:r>
+      <w:proofErr w:type="gramEnd"/>
+      <w:r>
+        <w:rPr>
+          <w:b/>
+          <w:bCs/>
+          <w:sz w:val="21"/>
+          <w:szCs w:val="21"/>
+        </w:rPr>
+        <w:t xml:space="preserve"> Benchmark Environments</w:t>
       </w:r>
     </w:p>
     <w:p>
@@ -6470,7 +6934,7 @@
           <v:shape id="_x0000_i1033" type="#_x0000_t75" style="width:243.05pt;height:36.25pt" o:ole="">
             <v:imagedata r:id="rId35" o:title=""/>
           </v:shape>
-          <o:OLEObject Type="Embed" ProgID="Equation.DSMT4" ShapeID="_x0000_i1033" DrawAspect="Content" ObjectID="_1849891856" r:id="rId36"/>
+          <o:OLEObject Type="Embed" ProgID="Equation.DSMT4" ShapeID="_x0000_i1033" DrawAspect="Content" ObjectID="_1849976278" r:id="rId36"/>
         </w:object>
       </w:r>
     </w:p>
@@ -6507,7 +6971,7 @@
           <v:shape id="_x0000_i1034" type="#_x0000_t75" style="width:104.05pt;height:19.2pt" o:ole="">
             <v:imagedata r:id="rId37" o:title=""/>
           </v:shape>
-          <o:OLEObject Type="Embed" ProgID="Equation.DSMT4" ShapeID="_x0000_i1034" DrawAspect="Content" ObjectID="_1849891857" r:id="rId38"/>
+          <o:OLEObject Type="Embed" ProgID="Equation.DSMT4" ShapeID="_x0000_i1034" DrawAspect="Content" ObjectID="_1849976279" r:id="rId38"/>
         </w:object>
       </w:r>
       <w:r>
@@ -6548,7 +7012,7 @@
           <v:shape id="_x0000_i1035" type="#_x0000_t75" style="width:109.3pt;height:18.15pt" o:ole="">
             <v:imagedata r:id="rId39" o:title=""/>
           </v:shape>
-          <o:OLEObject Type="Embed" ProgID="Equation.DSMT4" ShapeID="_x0000_i1035" DrawAspect="Content" ObjectID="_1849891858" r:id="rId40"/>
+          <o:OLEObject Type="Embed" ProgID="Equation.DSMT4" ShapeID="_x0000_i1035" DrawAspect="Content" ObjectID="_1849976280" r:id="rId40"/>
         </w:object>
       </w:r>
       <w:r>
@@ -6566,6 +7030,7 @@
         </w:rPr>
         <w:t>∥</w:t>
       </w:r>
+      <w:proofErr w:type="spellStart"/>
       <w:r>
         <w:rPr>
           <w:sz w:val="21"/>
@@ -6579,23 +7044,41 @@
           <w:szCs w:val="21"/>
           <w:vertAlign w:val="subscript"/>
         </w:rPr>
-        <w:t xml:space="preserve">goal </w:t>
-      </w:r>
-      <w:r>
-        <w:rPr>
-          <w:sz w:val="21"/>
-          <w:szCs w:val="21"/>
-        </w:rPr>
-        <w:t>− x</w:t>
-      </w:r>
+        <w:t>goal</w:t>
+      </w:r>
+      <w:proofErr w:type="spellEnd"/>
       <w:r>
         <w:rPr>
           <w:sz w:val="21"/>
           <w:szCs w:val="21"/>
           <w:vertAlign w:val="subscript"/>
         </w:rPr>
+        <w:t xml:space="preserve"> </w:t>
+      </w:r>
+      <w:r>
+        <w:rPr>
+          <w:sz w:val="21"/>
+          <w:szCs w:val="21"/>
+        </w:rPr>
+        <w:t xml:space="preserve">− </w:t>
+      </w:r>
+      <w:proofErr w:type="spellStart"/>
+      <w:r>
+        <w:rPr>
+          <w:sz w:val="21"/>
+          <w:szCs w:val="21"/>
+        </w:rPr>
+        <w:t>x</w:t>
+      </w:r>
+      <w:r>
+        <w:rPr>
+          <w:sz w:val="21"/>
+          <w:szCs w:val="21"/>
+          <w:vertAlign w:val="subscript"/>
+        </w:rPr>
         <w:t>start</w:t>
       </w:r>
+      <w:proofErr w:type="spellEnd"/>
       <w:r>
         <w:rPr>
           <w:rFonts w:ascii="Cambria Math" w:hAnsi="Cambria Math" w:cs="Cambria Math"/>
@@ -6719,6 +7202,16 @@
           <w:szCs w:val="18"/>
         </w:rPr>
         <w:t>Tab.</w:t>
+      </w:r>
+      <w:r>
+        <w:rPr>
+          <w:rFonts w:hint="eastAsia"/>
+          <w:b/>
+          <w:bCs/>
+          <w:sz w:val="18"/>
+          <w:szCs w:val="18"/>
+        </w:rPr>
+        <w:t xml:space="preserve"> </w:t>
       </w:r>
       <w:r>
         <w:rPr>
@@ -7236,6 +7729,7 @@
               </w:rPr>
               <w:t>，</w:t>
             </w:r>
+            <w:proofErr w:type="gramStart"/>
             <w:r>
               <w:rPr>
                 <w:rFonts w:hint="eastAsia"/>
@@ -7246,6 +7740,7 @@
               </w:rPr>
               <w:t>1425)</w:t>
             </w:r>
+            <w:proofErr w:type="gramEnd"/>
           </w:p>
         </w:tc>
         <w:tc>
@@ -7522,6 +8017,7 @@
               </w:rPr>
               <w:t>，</w:t>
             </w:r>
+            <w:proofErr w:type="gramStart"/>
             <w:r>
               <w:rPr>
                 <w:rFonts w:hint="eastAsia"/>
@@ -7542,6 +8038,7 @@
               </w:rPr>
               <w:t>)</w:t>
             </w:r>
+            <w:proofErr w:type="gramEnd"/>
           </w:p>
         </w:tc>
         <w:tc>
@@ -7677,21 +8174,151 @@
           <w:sz w:val="18"/>
           <w:szCs w:val="18"/>
         </w:rPr>
-        <w:t>6</w:t>
-      </w:r>
-      <w:r>
-        <w:rPr>
+        <w:t xml:space="preserve"> </w:t>
+      </w:r>
+      <w:r>
+        <w:rPr>
+          <w:rFonts w:hint="eastAsia"/>
+          <w:b/>
+          <w:bCs/>
           <w:sz w:val="18"/>
           <w:szCs w:val="18"/>
         </w:rPr>
-        <w:t xml:space="preserve"> </w:t>
+        <w:t>6</w:t>
       </w:r>
       <w:r>
         <w:rPr>
           <w:sz w:val="18"/>
           <w:szCs w:val="18"/>
         </w:rPr>
-        <w:t>Comparison Results of Different Path Planning Algorithms in Two-Dimensional Space.</w:t>
+        <w:t xml:space="preserve"> </w:t>
+      </w:r>
+      <w:r>
+        <w:rPr>
+          <w:sz w:val="18"/>
+          <w:szCs w:val="18"/>
+        </w:rPr>
+        <w:t xml:space="preserve">Comparison </w:t>
+      </w:r>
+      <w:r>
+        <w:rPr>
+          <w:rFonts w:hint="eastAsia"/>
+          <w:sz w:val="18"/>
+          <w:szCs w:val="18"/>
+        </w:rPr>
+        <w:t>r</w:t>
+      </w:r>
+      <w:r>
+        <w:rPr>
+          <w:sz w:val="18"/>
+          <w:szCs w:val="18"/>
+        </w:rPr>
+        <w:t xml:space="preserve">esults of </w:t>
+      </w:r>
+      <w:r>
+        <w:rPr>
+          <w:rFonts w:hint="eastAsia"/>
+          <w:sz w:val="18"/>
+          <w:szCs w:val="18"/>
+        </w:rPr>
+        <w:t>d</w:t>
+      </w:r>
+      <w:r>
+        <w:rPr>
+          <w:sz w:val="18"/>
+          <w:szCs w:val="18"/>
+        </w:rPr>
+        <w:t xml:space="preserve">ifferent </w:t>
+      </w:r>
+      <w:r>
+        <w:rPr>
+          <w:rFonts w:hint="eastAsia"/>
+          <w:sz w:val="18"/>
+          <w:szCs w:val="18"/>
+        </w:rPr>
+        <w:t>p</w:t>
+      </w:r>
+      <w:r>
+        <w:rPr>
+          <w:sz w:val="18"/>
+          <w:szCs w:val="18"/>
+        </w:rPr>
+        <w:t xml:space="preserve">ath </w:t>
+      </w:r>
+      <w:r>
+        <w:rPr>
+          <w:rFonts w:hint="eastAsia"/>
+          <w:sz w:val="18"/>
+          <w:szCs w:val="18"/>
+        </w:rPr>
+        <w:t>p</w:t>
+      </w:r>
+      <w:r>
+        <w:rPr>
+          <w:sz w:val="18"/>
+          <w:szCs w:val="18"/>
+        </w:rPr>
+        <w:t xml:space="preserve">lanning </w:t>
+      </w:r>
+      <w:r>
+        <w:rPr>
+          <w:rFonts w:hint="eastAsia"/>
+          <w:sz w:val="18"/>
+          <w:szCs w:val="18"/>
+        </w:rPr>
+        <w:t>a</w:t>
+      </w:r>
+      <w:r>
+        <w:rPr>
+          <w:sz w:val="18"/>
+          <w:szCs w:val="18"/>
+        </w:rPr>
+        <w:t xml:space="preserve">lgorithms in </w:t>
+      </w:r>
+      <w:r>
+        <w:rPr>
+          <w:rFonts w:hint="eastAsia"/>
+          <w:sz w:val="18"/>
+          <w:szCs w:val="18"/>
+        </w:rPr>
+        <w:t>t</w:t>
+      </w:r>
+      <w:r>
+        <w:rPr>
+          <w:sz w:val="18"/>
+          <w:szCs w:val="18"/>
+        </w:rPr>
+        <w:t>wo-</w:t>
+      </w:r>
+      <w:r>
+        <w:rPr>
+          <w:rFonts w:hint="eastAsia"/>
+          <w:sz w:val="18"/>
+          <w:szCs w:val="18"/>
+        </w:rPr>
+        <w:t>d</w:t>
+      </w:r>
+      <w:r>
+        <w:rPr>
+          <w:sz w:val="18"/>
+          <w:szCs w:val="18"/>
+        </w:rPr>
+        <w:t xml:space="preserve">imensional </w:t>
+      </w:r>
+      <w:r>
+        <w:rPr>
+          <w:rFonts w:hint="eastAsia"/>
+          <w:sz w:val="18"/>
+          <w:szCs w:val="18"/>
+        </w:rPr>
+        <w:t>s</w:t>
+      </w:r>
+      <w:r>
+        <w:rPr>
+          <w:sz w:val="18"/>
+          <w:szCs w:val="18"/>
+        </w:rPr>
+        <w:t>pace.</w:t>
       </w:r>
     </w:p>
     <w:p>
@@ -7745,7 +8372,23 @@
           <w:sz w:val="21"/>
           <w:szCs w:val="21"/>
         </w:rPr>
-        <w:t xml:space="preserve">However, noticeable differences can be observed in the search behaviors and generated trajectories. The conventional RRT algorithm tends to produce irregular paths due to the randomness of sampling, resulting in unnecessary exploration and longer trajectories. RRT* and Informed RRT* generate shorter paths by continuously optimizing the solution, but their improvement is achieved with </w:t>
+        <w:t xml:space="preserve">However, noticeable differences can be observed in </w:t>
+      </w:r>
+      <w:proofErr w:type="gramStart"/>
+      <w:r>
+        <w:rPr>
+          <w:sz w:val="21"/>
+          <w:szCs w:val="21"/>
+        </w:rPr>
+        <w:t>the search</w:t>
+      </w:r>
+      <w:proofErr w:type="gramEnd"/>
+      <w:r>
+        <w:rPr>
+          <w:sz w:val="21"/>
+          <w:szCs w:val="21"/>
+        </w:rPr>
+        <w:t xml:space="preserve"> behaviors and generated trajectories. The conventional RRT algorithm tends to produce irregular paths due to the randomness of sampling, resulting in unnecessary exploration and longer trajectories. RRT* and Informed RRT* generate shorter paths by continuously optimizing the solution, but their improvement is achieved with </w:t>
       </w:r>
       <w:r>
         <w:rPr>
@@ -7759,7 +8402,23 @@
           <w:sz w:val="21"/>
           <w:szCs w:val="21"/>
         </w:rPr>
-        <w:t>increased computational cost. In contrast, SC-RRT generates a more concentrated search process by restricting sampling within adaptive superellipsoid regions, leading to smoother trajectories with fewer redundant expansions.</w:t>
+        <w:t xml:space="preserve">increased computational cost. In contrast, SC-RRT generates a more concentrated search process by restricting sampling within adaptive </w:t>
+      </w:r>
+      <w:proofErr w:type="spellStart"/>
+      <w:r>
+        <w:rPr>
+          <w:sz w:val="21"/>
+          <w:szCs w:val="21"/>
+        </w:rPr>
+        <w:t>superellipsoid</w:t>
+      </w:r>
+      <w:proofErr w:type="spellEnd"/>
+      <w:r>
+        <w:rPr>
+          <w:sz w:val="21"/>
+          <w:szCs w:val="21"/>
+        </w:rPr>
+        <w:t xml:space="preserve"> regions, leading to smoother trajectories with fewer redundant expansions.</w:t>
       </w:r>
     </w:p>
     <w:p>
@@ -7850,59 +8509,95 @@
           <w:sz w:val="18"/>
           <w:szCs w:val="18"/>
         </w:rPr>
-        <w:t>7</w:t>
-      </w:r>
-      <w:r>
-        <w:rPr>
-          <w:sz w:val="18"/>
-          <w:szCs w:val="18"/>
-        </w:rPr>
-        <w:t xml:space="preserve"> </w:t>
-      </w:r>
-      <w:r>
-        <w:rPr>
-          <w:sz w:val="18"/>
-          <w:szCs w:val="18"/>
-        </w:rPr>
-        <w:t>Comparison Results of Different Path Planning Algorithms in Three-Dimensional Space</w:t>
-      </w:r>
-      <w:r>
-        <w:rPr>
-          <w:sz w:val="18"/>
-          <w:szCs w:val="18"/>
-        </w:rPr>
-        <w:t>.</w:t>
-      </w:r>
-    </w:p>
-    <w:p>
-      <w:pPr>
-        <w:ind w:firstLineChars="0" w:firstLine="420"/>
-        <w:rPr>
-          <w:sz w:val="21"/>
-          <w:szCs w:val="21"/>
-        </w:rPr>
-      </w:pPr>
-      <w:r>
-        <w:rPr>
-          <w:sz w:val="21"/>
-          <w:szCs w:val="21"/>
-        </w:rPr>
-        <w:t>Similar results can be observed in the three-dimensional environment shown in Fig. 7. With the increase in spatial dimensionality, the search space becomes more complex, making sampling efficiency increasingly important. Compared with other algorithms, SC-RRT maintains a compact search structure and avoids excessive exploration in low-potential regions through adaptive dual-super-ellipsoid sampling. This enables efficient path generation while preserving path feasibility in complex environments.</w:t>
-      </w:r>
-    </w:p>
-    <w:p>
-      <w:pPr>
-        <w:ind w:firstLineChars="0" w:firstLine="0"/>
-        <w:jc w:val="center"/>
-      </w:pPr>
-      <w:r>
-        <w:rPr>
+        <w:t xml:space="preserve"> </w:t>
+      </w:r>
+      <w:r>
+        <w:rPr>
+          <w:rFonts w:hint="eastAsia"/>
           <w:b/>
           <w:bCs/>
           <w:sz w:val="18"/>
           <w:szCs w:val="18"/>
         </w:rPr>
+        <w:t>7</w:t>
+      </w:r>
+      <w:r>
+        <w:rPr>
+          <w:sz w:val="18"/>
+          <w:szCs w:val="18"/>
+        </w:rPr>
+        <w:t xml:space="preserve"> </w:t>
+      </w:r>
+      <w:r>
+        <w:rPr>
+          <w:sz w:val="18"/>
+          <w:szCs w:val="18"/>
+        </w:rPr>
+        <w:t>Comparison Results of Different Path Planning Algorithms in Three-Dimensional Space</w:t>
+      </w:r>
+      <w:r>
+        <w:rPr>
+          <w:sz w:val="18"/>
+          <w:szCs w:val="18"/>
+        </w:rPr>
+        <w:t>.</w:t>
+      </w:r>
+    </w:p>
+    <w:p>
+      <w:pPr>
+        <w:ind w:firstLineChars="0" w:firstLine="420"/>
+        <w:rPr>
+          <w:sz w:val="21"/>
+          <w:szCs w:val="21"/>
+        </w:rPr>
+      </w:pPr>
+      <w:r>
+        <w:rPr>
+          <w:sz w:val="21"/>
+          <w:szCs w:val="21"/>
+        </w:rPr>
+        <w:t>Similar results can be observed in the three-dimensional environment shown in Fig. 7. With the increase in spatial dimensionality, the search space becomes more complex, making sampling efficiency increasingly important. Compared with other algorithms, SC-RRT maintains a compact search structure and avoids excessive exploration in low-potential regions through adaptive dual-</w:t>
+      </w:r>
+      <w:proofErr w:type="spellStart"/>
+      <w:r>
+        <w:rPr>
+          <w:sz w:val="21"/>
+          <w:szCs w:val="21"/>
+        </w:rPr>
+        <w:t>superellipsoid</w:t>
+      </w:r>
+      <w:proofErr w:type="spellEnd"/>
+      <w:r>
+        <w:rPr>
+          <w:sz w:val="21"/>
+          <w:szCs w:val="21"/>
+        </w:rPr>
+        <w:t xml:space="preserve"> sampling. This enables efficient path generation while preserving path feasibility in complex environments.</w:t>
+      </w:r>
+    </w:p>
+    <w:p>
+      <w:pPr>
+        <w:ind w:firstLineChars="0" w:firstLine="0"/>
+        <w:jc w:val="center"/>
+      </w:pPr>
+      <w:r>
+        <w:rPr>
+          <w:b/>
+          <w:bCs/>
+          <w:sz w:val="18"/>
+          <w:szCs w:val="18"/>
+        </w:rPr>
         <w:t>Tab.</w:t>
+      </w:r>
+      <w:r>
+        <w:rPr>
+          <w:rFonts w:hint="eastAsia"/>
+          <w:b/>
+          <w:bCs/>
+          <w:sz w:val="18"/>
+          <w:szCs w:val="18"/>
+        </w:rPr>
+        <w:t xml:space="preserve"> </w:t>
       </w:r>
       <w:r>
         <w:rPr>
@@ -9315,7 +10010,6 @@
       <w:pPr>
         <w:ind w:firstLineChars="0" w:firstLine="420"/>
         <w:rPr>
-          <w:rFonts w:hint="eastAsia"/>
           <w:sz w:val="21"/>
           <w:szCs w:val="21"/>
         </w:rPr>
@@ -9361,14 +10055,30 @@
           <w:sz w:val="21"/>
           <w:szCs w:val="21"/>
         </w:rPr>
-        <w:t xml:space="preserve"> time of SC-RRT is 0.0345 s, which is considerably lower than RRT* (0.1629 s) and Informed RRT* (0.2134 s). Compared with Informed RRT*, SC-RRT reduces the planning time by approximately 83.8%, while maintaining comparable path efficiency. Moreover, SC-RRT generates only 209.6 nodes on average, representing a substantial reduction compared with RRT* (3846.6 nodes) and Informed RRT* (3612.3 nodes).</w:t>
-      </w:r>
-      <w:r>
-        <w:rPr>
-          <w:sz w:val="21"/>
-          <w:szCs w:val="21"/>
-        </w:rPr>
-        <w:t>The standard deviation results further indicate the consistency of SC-RRT across independent random trials</w:t>
+        <w:t xml:space="preserve"> time of SC-RRT is 0.0345 s, which is considerably lower than RRT* (0.1629 s) and Informed RRT* (0.2134 s). Compared with Informed RRT*, SC-RRT reduces the planning time by approximately 83.8%, while maintaining comparable path efficiency. Moreover, SC-RRT generates only 209.6 nodes on average, representing a substantial reduction compared with RRT* (3846.6 nodes) and Informed RRT* (3612.3 nodes</w:t>
+      </w:r>
+      <w:proofErr w:type="gramStart"/>
+      <w:r>
+        <w:rPr>
+          <w:sz w:val="21"/>
+          <w:szCs w:val="21"/>
+        </w:rPr>
+        <w:t>).</w:t>
+      </w:r>
+      <w:r>
+        <w:rPr>
+          <w:sz w:val="21"/>
+          <w:szCs w:val="21"/>
+        </w:rPr>
+        <w:t>The</w:t>
+      </w:r>
+      <w:proofErr w:type="gramEnd"/>
+      <w:r>
+        <w:rPr>
+          <w:sz w:val="21"/>
+          <w:szCs w:val="21"/>
+        </w:rPr>
+        <w:t xml:space="preserve"> standard deviation results further indicate the consistency of SC-RRT across independent random trials</w:t>
       </w:r>
       <w:r>
         <w:rPr>
@@ -9382,17 +10092,32 @@
       <w:pPr>
         <w:ind w:firstLineChars="0"/>
         <w:rPr>
-          <w:rFonts w:hint="eastAsia"/>
-          <w:sz w:val="21"/>
-          <w:szCs w:val="21"/>
-        </w:rPr>
-      </w:pPr>
-      <w:r>
-        <w:rPr>
-          <w:sz w:val="21"/>
-          <w:szCs w:val="21"/>
-        </w:rPr>
-        <w:t xml:space="preserve">Overall, the comparison results demonstrate that SC-RRT effectively improves sampling efficiency while preserving competitive path quality. The integration of bidirectional search, adaptive dual-super-ellipsoid constrained sampling (ADCS), and Search State Feedback-Based </w:t>
+          <w:sz w:val="21"/>
+          <w:szCs w:val="21"/>
+        </w:rPr>
+      </w:pPr>
+      <w:r>
+        <w:rPr>
+          <w:sz w:val="21"/>
+          <w:szCs w:val="21"/>
+        </w:rPr>
+        <w:t>Overall, the comparison results demonstrate that SC-RRT effectively improves sampling efficiency while preserving competitive path quality. The integration of bidirectional search, adaptive dual-</w:t>
+      </w:r>
+      <w:proofErr w:type="spellStart"/>
+      <w:r>
+        <w:rPr>
+          <w:sz w:val="21"/>
+          <w:szCs w:val="21"/>
+        </w:rPr>
+        <w:t>superellipsoid</w:t>
+      </w:r>
+      <w:proofErr w:type="spellEnd"/>
+      <w:r>
+        <w:rPr>
+          <w:sz w:val="21"/>
+          <w:szCs w:val="21"/>
+        </w:rPr>
+        <w:t xml:space="preserve"> constrained sampling (ADCS), and Search State Feedback-Based </w:t>
       </w:r>
       <w:r>
         <w:rPr>
@@ -9458,7 +10183,23 @@
           <w:sz w:val="21"/>
           <w:szCs w:val="21"/>
         </w:rPr>
-        <w:t xml:space="preserve">. Different from the idealized simulation environments, real robotic applications involve additional uncertainties, including perception noise, geometric modeling errors, and execution deviations. Therefore, the objective of this experiment was to </w:t>
+        <w:t xml:space="preserve">. Different from </w:t>
+      </w:r>
+      <w:proofErr w:type="gramStart"/>
+      <w:r>
+        <w:rPr>
+          <w:sz w:val="21"/>
+          <w:szCs w:val="21"/>
+        </w:rPr>
+        <w:t>the idealized</w:t>
+      </w:r>
+      <w:proofErr w:type="gramEnd"/>
+      <w:r>
+        <w:rPr>
+          <w:sz w:val="21"/>
+          <w:szCs w:val="21"/>
+        </w:rPr>
+        <w:t xml:space="preserve"> simulation environments, real robotic applications involve additional uncertainties, including perception noise, geometric modeling errors, and execution deviations. Therefore, the objective of this experiment was to </w:t>
       </w:r>
       <w:r>
         <w:rPr>
@@ -9505,7 +10246,23 @@
           <w:sz w:val="21"/>
           <w:szCs w:val="21"/>
         </w:rPr>
-        <w:t>The experimental platform configuration is summarized in Table 3. The robotic system consists of an AUBO-i10 six-degree-of-freedom manipulator, a KWT1D60-300 force sensor, and a Deptrum Aurora 930 RGB-D camera. The force sensor was only used to monitor the contact state during robot execution and was not involved in path planning or trajectory optimization. Therefore, force-related parameters were not considered as evaluation metrics in this study.</w:t>
+        <w:t xml:space="preserve">The experimental platform configuration is summarized in Table 3. The robotic system consists of an AUBO-i10 six-degree-of-freedom manipulator, a KWT1D60-300 force sensor, and a </w:t>
+      </w:r>
+      <w:proofErr w:type="spellStart"/>
+      <w:r>
+        <w:rPr>
+          <w:sz w:val="21"/>
+          <w:szCs w:val="21"/>
+        </w:rPr>
+        <w:t>Deptrum</w:t>
+      </w:r>
+      <w:proofErr w:type="spellEnd"/>
+      <w:r>
+        <w:rPr>
+          <w:sz w:val="21"/>
+          <w:szCs w:val="21"/>
+        </w:rPr>
+        <w:t xml:space="preserve"> Aurora 930 RGB-D camera. The force sensor was only used to monitor the contact state during robot execution and was not involved in path planning or trajectory optimization. Therefore, force-related parameters were not considered as evaluation metrics in this study.</w:t>
       </w:r>
     </w:p>
     <w:p>
@@ -9538,6 +10295,16 @@
           <w:szCs w:val="18"/>
         </w:rPr>
         <w:t>Tab.</w:t>
+      </w:r>
+      <w:r>
+        <w:rPr>
+          <w:rFonts w:hint="eastAsia"/>
+          <w:b/>
+          <w:bCs/>
+          <w:sz w:val="18"/>
+          <w:szCs w:val="18"/>
+        </w:rPr>
+        <w:t xml:space="preserve"> </w:t>
       </w:r>
       <w:r>
         <w:rPr>
@@ -9922,13 +10689,23 @@
                 <w:szCs w:val="18"/>
               </w:rPr>
             </w:pPr>
+            <w:proofErr w:type="spellStart"/>
             <w:r>
               <w:rPr>
                 <w:kern w:val="0"/>
                 <w:sz w:val="16"/>
                 <w:szCs w:val="18"/>
               </w:rPr>
-              <w:t>Deptrum Aurora 930 RGB-D camera</w:t>
+              <w:t>Deptrum</w:t>
+            </w:r>
+            <w:proofErr w:type="spellEnd"/>
+            <w:r>
+              <w:rPr>
+                <w:kern w:val="0"/>
+                <w:sz w:val="16"/>
+                <w:szCs w:val="18"/>
+              </w:rPr>
+              <w:t xml:space="preserve"> Aurora 930 RGB-D camera</w:t>
             </w:r>
           </w:p>
         </w:tc>
@@ -10230,7 +11007,23 @@
           <w:sz w:val="21"/>
           <w:szCs w:val="21"/>
         </w:rPr>
-        <w:t xml:space="preserve">To further analyze the interaction between perception and planning, Fig.9 illustrates the RGB-D-based three-dimensional reconstruction environment used for SC-RRT planning. The Deptrum Aurora 930 camera captures RGB and depth information, and the ROS2-based perception framework is employed to perform data alignment and point cloud reconstruction. </w:t>
+        <w:t xml:space="preserve">To further analyze the interaction between perception and planning, Fig.9 illustrates the RGB-D-based three-dimensional reconstruction environment used for SC-RRT planning. The </w:t>
+      </w:r>
+      <w:proofErr w:type="spellStart"/>
+      <w:r>
+        <w:rPr>
+          <w:sz w:val="21"/>
+          <w:szCs w:val="21"/>
+        </w:rPr>
+        <w:t>Deptrum</w:t>
+      </w:r>
+      <w:proofErr w:type="spellEnd"/>
+      <w:r>
+        <w:rPr>
+          <w:sz w:val="21"/>
+          <w:szCs w:val="21"/>
+        </w:rPr>
+        <w:t xml:space="preserve"> Aurora 930 camera captures RGB and depth information, and the ROS2-based perception framework is employed to perform data alignment and point cloud reconstruction. </w:t>
       </w:r>
       <w:r>
         <w:rPr>
@@ -10450,7 +11243,38 @@
           <w:sz w:val="21"/>
           <w:szCs w:val="21"/>
         </w:rPr>
-        <w:t>10 shows the multi-target continuous trajectory generated by SC-RRT in the real three-dimensional environment. For the sequential motion task involving multiple spatial target points, SC-RRT constructs constrained search regions through bidirectional exploration and adaptive dual-super-ellipsoid sampling. As shown in Fig.10, the generated trajectory successfully connects all target points while maintaining consistency with the geometric characteristics of the human back surface. These results demonstrate the capability of SC-RRT to perform continuous trajectory generation in unstructured three-dimensional environments.</w:t>
+        <w:t>10 shows the multi-target continuous trajectory generated by SC-RRT in the real three-dimensional environment. For the sequential motion task involving multiple spatial target points, SC-RRT constructs constrained search regions through bidirectional exploration and adaptive dual-</w:t>
+      </w:r>
+      <w:proofErr w:type="spellStart"/>
+      <w:r>
+        <w:rPr>
+          <w:sz w:val="21"/>
+          <w:szCs w:val="21"/>
+        </w:rPr>
+        <w:t>superellipsoid</w:t>
+      </w:r>
+      <w:proofErr w:type="spellEnd"/>
+      <w:r>
+        <w:rPr>
+          <w:sz w:val="21"/>
+          <w:szCs w:val="21"/>
+        </w:rPr>
+        <w:t xml:space="preserve"> sampling. As shown in Fig.</w:t>
+      </w:r>
+      <w:r>
+        <w:rPr>
+          <w:rFonts w:hint="eastAsia"/>
+          <w:sz w:val="21"/>
+          <w:szCs w:val="21"/>
+        </w:rPr>
+        <w:t xml:space="preserve"> </w:t>
+      </w:r>
+      <w:r>
+        <w:rPr>
+          <w:sz w:val="21"/>
+          <w:szCs w:val="21"/>
+        </w:rPr>
+        <w:t>10, the generated trajectory successfully connects all target points while maintaining consistency with the geometric characteristics of the human back surface. These results demonstrate the capability of SC-RRT to perform continuous trajectory generation in unstructured three-dimensional environments.</w:t>
       </w:r>
     </w:p>
     <w:p>
@@ -10555,12 +11379,21 @@
         </w:rPr>
         <w:t xml:space="preserve"> </w:t>
       </w:r>
+      <w:proofErr w:type="gramStart"/>
       <w:r>
         <w:rPr>
           <w:sz w:val="18"/>
           <w:szCs w:val="18"/>
         </w:rPr>
-        <w:t>Multi-target continuous trajectory generated by SC-RRT in the RGB-D-reconstructed three-dimensional environment</w:t>
+        <w:t>Multi-target</w:t>
+      </w:r>
+      <w:proofErr w:type="gramEnd"/>
+      <w:r>
+        <w:rPr>
+          <w:sz w:val="18"/>
+          <w:szCs w:val="18"/>
+        </w:rPr>
+        <w:t xml:space="preserve"> continuous trajectory generated by SC-RRT in the RGB-D-reconstructed three-dimensional environment</w:t>
       </w:r>
     </w:p>
     <w:p>
@@ -10594,6 +11427,16 @@
         </w:rPr>
         <w:lastRenderedPageBreak/>
         <w:t>Tab.</w:t>
+      </w:r>
+      <w:r>
+        <w:rPr>
+          <w:rFonts w:hint="eastAsia"/>
+          <w:b/>
+          <w:bCs/>
+          <w:sz w:val="18"/>
+          <w:szCs w:val="18"/>
+        </w:rPr>
+        <w:t xml:space="preserve"> </w:t>
       </w:r>
       <w:r>
         <w:rPr>
@@ -11166,7 +12009,39 @@
           <w:sz w:val="21"/>
           <w:szCs w:val="21"/>
         </w:rPr>
-        <w:t xml:space="preserve">In this study, a Superellipsoid-Constrained Bidirectional RRT (SC-RRT) algorithm was proposed for efficient motion planning in complex robotic environments. The method integrates bidirectional search, Adaptive Dual-Super-Ellipsoid Constrained Sampling (ADCS), and Search State Feedback-Based Online Regulation (SSFOR). By constructing direction-specific asymmetric sampling regions and dynamically regulating their constraint strength according to the search state, SC-RRT reduces redundant exploration while maintaining sufficient search coverage. Comparative experiments were conducted in two-dimensional and three-dimensional Cartesian workspaces using RRT, RRT-Connect, RRT*, Informed RRT*, and Dynamic-RRT as baseline methods. Quantitative results in the two-dimensional environment showed that SC-RRT achieved a favorable balance between path quality and computational efficiency. Compared with Dynamic-RRT, SC-RRT reduced the average path length by 12.6%, while requiring 83.8% less planning time and 94.2% </w:t>
+        <w:t xml:space="preserve">In this study, a </w:t>
+      </w:r>
+      <w:proofErr w:type="spellStart"/>
+      <w:r>
+        <w:rPr>
+          <w:sz w:val="21"/>
+          <w:szCs w:val="21"/>
+        </w:rPr>
+        <w:t>Superellipsoid</w:t>
+      </w:r>
+      <w:proofErr w:type="spellEnd"/>
+      <w:r>
+        <w:rPr>
+          <w:sz w:val="21"/>
+          <w:szCs w:val="21"/>
+        </w:rPr>
+        <w:t>-Constrained Bidirectional RRT (SC-RRT) algorithm was proposed for efficient motion planning in complex robotic environments. The method integrates bidirectional search, Adaptive Dual-</w:t>
+      </w:r>
+      <w:proofErr w:type="spellStart"/>
+      <w:r>
+        <w:rPr>
+          <w:sz w:val="21"/>
+          <w:szCs w:val="21"/>
+        </w:rPr>
+        <w:t>SuperEllipsoid</w:t>
+      </w:r>
+      <w:proofErr w:type="spellEnd"/>
+      <w:r>
+        <w:rPr>
+          <w:sz w:val="21"/>
+          <w:szCs w:val="21"/>
+        </w:rPr>
+        <w:t xml:space="preserve"> Constrained Sampling (ADCS), and Search State Feedback-Based Online Regulation (SSFOR). By constructing direction-specific asymmetric sampling regions and dynamically regulating their constraint strength according to the search state, SC-RRT reduces redundant exploration while maintaining sufficient search coverage. Comparative experiments were conducted in two-dimensional and three-dimensional Cartesian workspaces using RRT, RRT-Connect, RRT*, Informed RRT*, and Dynamic-RRT as baseline methods. Quantitative results in the two-dimensional environment showed that SC-RRT achieved a favorable balance between path quality and computational efficiency. Compared with Dynamic-RRT, SC-RRT reduced the average path length by 12.6%, while requiring 83.8% less planning time and 94.2% </w:t>
       </w:r>
       <w:r>
         <w:rPr>
@@ -11201,7 +12076,6 @@
         <w:spacing w:line="276" w:lineRule="auto"/>
         <w:ind w:firstLineChars="0" w:firstLine="0"/>
         <w:rPr>
-          <w:rFonts w:hint="eastAsia"/>
           <w:sz w:val="21"/>
           <w:szCs w:val="21"/>
         </w:rPr>
@@ -11243,8 +12117,16 @@
         <w:rPr>
           <w:szCs w:val="24"/>
         </w:rPr>
-        <w:t>The authors would like to thank the School of Mechanical Engineering, Shanghai Institute of Technology, for providing the computational</w:t>
-      </w:r>
+        <w:t xml:space="preserve">The authors would like to thank the School of Mechanical Engineering, Shanghai Institute of Technology, for providing </w:t>
+      </w:r>
+      <w:proofErr w:type="gramStart"/>
+      <w:r>
+        <w:rPr>
+          <w:szCs w:val="24"/>
+        </w:rPr>
+        <w:t>the computational</w:t>
+      </w:r>
+      <w:proofErr w:type="gramEnd"/>
       <w:r>
         <w:rPr>
           <w:rFonts w:hint="eastAsia"/>
@@ -11353,20 +12235,48 @@
         <w:rPr>
           <w:szCs w:val="24"/>
         </w:rPr>
-        <w:t>Author contributions: Xingyu Guo conceived the algorithm, conducted the simulation experiments, and drafted the manuscript. Yan Wu supervised the research and</w:t>
-      </w:r>
-      <w:r>
-        <w:rPr>
-          <w:rFonts w:hint="eastAsia"/>
+        <w:t xml:space="preserve">Author contributions: </w:t>
+      </w:r>
+      <w:proofErr w:type="spellStart"/>
+      <w:r>
+        <w:rPr>
           <w:szCs w:val="24"/>
         </w:rPr>
-        <w:t xml:space="preserve"> </w:t>
-      </w:r>
+        <w:t>Xingyu</w:t>
+      </w:r>
+      <w:proofErr w:type="spellEnd"/>
       <w:r>
         <w:rPr>
           <w:szCs w:val="24"/>
         </w:rPr>
-        <w:t>provided guidance on the overall manuscript. Muchun Fan and Feng Hong provided</w:t>
+        <w:t xml:space="preserve"> Guo conceived the algorithm, conducted the simulation experiments, and drafted the manuscript. Yan Wu supervised the research and</w:t>
+      </w:r>
+      <w:r>
+        <w:rPr>
+          <w:rFonts w:hint="eastAsia"/>
+          <w:szCs w:val="24"/>
+        </w:rPr>
+        <w:t xml:space="preserve"> </w:t>
+      </w:r>
+      <w:r>
+        <w:rPr>
+          <w:szCs w:val="24"/>
+        </w:rPr>
+        <w:t xml:space="preserve">provided guidance on the overall manuscript. </w:t>
+      </w:r>
+      <w:proofErr w:type="spellStart"/>
+      <w:r>
+        <w:rPr>
+          <w:szCs w:val="24"/>
+        </w:rPr>
+        <w:t>Muchun</w:t>
+      </w:r>
+      <w:proofErr w:type="spellEnd"/>
+      <w:r>
+        <w:rPr>
+          <w:szCs w:val="24"/>
+        </w:rPr>
+        <w:t xml:space="preserve"> Fan and Feng Hong provided</w:t>
       </w:r>
       <w:r>
         <w:rPr>
@@ -11560,7 +12470,21 @@
         <w:rPr>
           <w:szCs w:val="24"/>
         </w:rPr>
-        <w:t>The real-world experiment was conducted using the authors' own body as the experimental subject. No other human participants were involved</w:t>
+        <w:t xml:space="preserve">The real-world experiment was conducted using the </w:t>
+      </w:r>
+      <w:proofErr w:type="gramStart"/>
+      <w:r>
+        <w:rPr>
+          <w:szCs w:val="24"/>
+        </w:rPr>
+        <w:t>authors'</w:t>
+      </w:r>
+      <w:proofErr w:type="gramEnd"/>
+      <w:r>
+        <w:rPr>
+          <w:szCs w:val="24"/>
+        </w:rPr>
+        <w:t xml:space="preserve"> own body as the experimental subject. No other human participants were involved</w:t>
       </w:r>
       <w:r>
         <w:rPr>
@@ -11681,7 +12605,21 @@
         <w:rPr>
           <w:szCs w:val="24"/>
         </w:rPr>
-        <w:t>The code used in this study is not publicly available, but may be obtained from the corresponding author upon reasonable request</w:t>
+        <w:t xml:space="preserve">The code used in this study is not publicly </w:t>
+      </w:r>
+      <w:proofErr w:type="gramStart"/>
+      <w:r>
+        <w:rPr>
+          <w:szCs w:val="24"/>
+        </w:rPr>
+        <w:t>available, but</w:t>
+      </w:r>
+      <w:proofErr w:type="gramEnd"/>
+      <w:r>
+        <w:rPr>
+          <w:szCs w:val="24"/>
+        </w:rPr>
+        <w:t xml:space="preserve"> may be obtained from the corresponding author upon reasonable request</w:t>
       </w:r>
       <w:r>
         <w:rPr>
@@ -11823,7 +12761,23 @@
           <w:sz w:val="21"/>
           <w:szCs w:val="21"/>
         </w:rPr>
-        <w:t>Mac, T.T., Copot, C., Tran, D.T., De Keyser, R.: Heuristic approaches in robot</w:t>
+        <w:t xml:space="preserve">Mac, T.T., </w:t>
+      </w:r>
+      <w:proofErr w:type="spellStart"/>
+      <w:r>
+        <w:rPr>
+          <w:sz w:val="21"/>
+          <w:szCs w:val="21"/>
+        </w:rPr>
+        <w:t>Copot</w:t>
+      </w:r>
+      <w:proofErr w:type="spellEnd"/>
+      <w:r>
+        <w:rPr>
+          <w:sz w:val="21"/>
+          <w:szCs w:val="21"/>
+        </w:rPr>
+        <w:t>, C., Tran, D.T., De Keyser, R.: Heuristic approaches in robot</w:t>
       </w:r>
       <w:r>
         <w:rPr>
@@ -11858,12 +12812,69 @@
         </w:rPr>
       </w:pPr>
       <w:bookmarkStart w:id="17" w:name="_Ref236080987"/>
-      <w:r>
-        <w:rPr>
-          <w:sz w:val="21"/>
-          <w:szCs w:val="21"/>
-        </w:rPr>
-        <w:t>Ajoudani, A., Zanchettin, A.M., Ivaldi, S., Albu-Sch¨affer, A., Kosuge, K., Khatib,</w:t>
+      <w:proofErr w:type="spellStart"/>
+      <w:r>
+        <w:rPr>
+          <w:sz w:val="21"/>
+          <w:szCs w:val="21"/>
+        </w:rPr>
+        <w:t>Ajoudani</w:t>
+      </w:r>
+      <w:proofErr w:type="spellEnd"/>
+      <w:r>
+        <w:rPr>
+          <w:sz w:val="21"/>
+          <w:szCs w:val="21"/>
+        </w:rPr>
+        <w:t xml:space="preserve">, A., </w:t>
+      </w:r>
+      <w:proofErr w:type="spellStart"/>
+      <w:r>
+        <w:rPr>
+          <w:sz w:val="21"/>
+          <w:szCs w:val="21"/>
+        </w:rPr>
+        <w:t>Zanchettin</w:t>
+      </w:r>
+      <w:proofErr w:type="spellEnd"/>
+      <w:r>
+        <w:rPr>
+          <w:sz w:val="21"/>
+          <w:szCs w:val="21"/>
+        </w:rPr>
+        <w:t xml:space="preserve">, A.M., Ivaldi, S., </w:t>
+      </w:r>
+      <w:proofErr w:type="spellStart"/>
+      <w:r>
+        <w:rPr>
+          <w:sz w:val="21"/>
+          <w:szCs w:val="21"/>
+        </w:rPr>
+        <w:t>Albu-Sch¨affer</w:t>
+      </w:r>
+      <w:proofErr w:type="spellEnd"/>
+      <w:r>
+        <w:rPr>
+          <w:sz w:val="21"/>
+          <w:szCs w:val="21"/>
+        </w:rPr>
+        <w:t xml:space="preserve">, A., </w:t>
+      </w:r>
+      <w:proofErr w:type="spellStart"/>
+      <w:r>
+        <w:rPr>
+          <w:sz w:val="21"/>
+          <w:szCs w:val="21"/>
+        </w:rPr>
+        <w:t>Kosuge</w:t>
+      </w:r>
+      <w:proofErr w:type="spellEnd"/>
+      <w:r>
+        <w:rPr>
+          <w:sz w:val="21"/>
+          <w:szCs w:val="21"/>
+        </w:rPr>
+        <w:t>, K., Khatib,</w:t>
       </w:r>
       <w:r>
         <w:rPr>
@@ -11973,7 +12984,23 @@
           <w:sz w:val="21"/>
           <w:szCs w:val="21"/>
         </w:rPr>
-        <w:t>LaValle, S.M.: Planning Algorithms. Cambridge university press, Cambridge</w:t>
+        <w:t xml:space="preserve">LaValle, S.M.: Planning Algorithms. Cambridge </w:t>
+      </w:r>
+      <w:proofErr w:type="gramStart"/>
+      <w:r>
+        <w:rPr>
+          <w:sz w:val="21"/>
+          <w:szCs w:val="21"/>
+        </w:rPr>
+        <w:t>university</w:t>
+      </w:r>
+      <w:proofErr w:type="gramEnd"/>
+      <w:r>
+        <w:rPr>
+          <w:sz w:val="21"/>
+          <w:szCs w:val="21"/>
+        </w:rPr>
+        <w:t xml:space="preserve"> press, Cambridge</w:t>
       </w:r>
       <w:r>
         <w:rPr>
@@ -12008,12 +13035,21 @@
         </w:rPr>
       </w:pPr>
       <w:bookmarkStart w:id="20" w:name="_Ref236081123"/>
-      <w:r>
-        <w:rPr>
-          <w:sz w:val="21"/>
-          <w:szCs w:val="21"/>
-        </w:rPr>
-        <w:t>Latombe, J.-C.: Robot Motion Planning vol. 124. Springer, New York (2012)</w:t>
+      <w:proofErr w:type="spellStart"/>
+      <w:r>
+        <w:rPr>
+          <w:sz w:val="21"/>
+          <w:szCs w:val="21"/>
+        </w:rPr>
+        <w:t>Latombe</w:t>
+      </w:r>
+      <w:proofErr w:type="spellEnd"/>
+      <w:r>
+        <w:rPr>
+          <w:sz w:val="21"/>
+          <w:szCs w:val="21"/>
+        </w:rPr>
+        <w:t>, J.-C.: Robot Motion Planning vol. 124. Springer, New York (2012)</w:t>
       </w:r>
       <w:bookmarkEnd w:id="20"/>
     </w:p>
@@ -12038,7 +13074,23 @@
           <w:sz w:val="21"/>
           <w:szCs w:val="21"/>
         </w:rPr>
-        <w:t>Kingston, Z., Moll, M., Kavraki, L.E.: Sampling-based methods for motion</w:t>
+        <w:t xml:space="preserve">Kingston, Z., Moll, M., </w:t>
+      </w:r>
+      <w:proofErr w:type="spellStart"/>
+      <w:r>
+        <w:rPr>
+          <w:sz w:val="21"/>
+          <w:szCs w:val="21"/>
+        </w:rPr>
+        <w:t>Kavraki</w:t>
+      </w:r>
+      <w:proofErr w:type="spellEnd"/>
+      <w:r>
+        <w:rPr>
+          <w:sz w:val="21"/>
+          <w:szCs w:val="21"/>
+        </w:rPr>
+        <w:t>, L.E.: Sampling-based methods for motion</w:t>
       </w:r>
       <w:r>
         <w:rPr>
@@ -12093,7 +13145,23 @@
           <w:sz w:val="21"/>
           <w:szCs w:val="21"/>
         </w:rPr>
-        <w:t>Mohanan, M., Salgoankar, A.: A survey of robotic motion planning in dynamic</w:t>
+        <w:t xml:space="preserve">Mohanan, M., </w:t>
+      </w:r>
+      <w:proofErr w:type="spellStart"/>
+      <w:r>
+        <w:rPr>
+          <w:sz w:val="21"/>
+          <w:szCs w:val="21"/>
+        </w:rPr>
+        <w:t>Salgoankar</w:t>
+      </w:r>
+      <w:proofErr w:type="spellEnd"/>
+      <w:r>
+        <w:rPr>
+          <w:sz w:val="21"/>
+          <w:szCs w:val="21"/>
+        </w:rPr>
+        <w:t>, A.: A survey of robotic motion planning in dynamic</w:t>
       </w:r>
       <w:r>
         <w:rPr>
@@ -12191,13 +13259,31 @@
         </w:rPr>
       </w:pPr>
       <w:bookmarkStart w:id="24" w:name="_Ref236082039"/>
-      <w:r>
-        <w:rPr>
-          <w:sz w:val="21"/>
-          <w:szCs w:val="21"/>
-        </w:rPr>
-        <w:t>Elbanhawi, M., Simic, M.: Sampling-based robot motion planning: A review. Ieee</w:t>
-      </w:r>
+      <w:proofErr w:type="spellStart"/>
+      <w:r>
+        <w:rPr>
+          <w:sz w:val="21"/>
+          <w:szCs w:val="21"/>
+        </w:rPr>
+        <w:t>Elbanhawi</w:t>
+      </w:r>
+      <w:proofErr w:type="spellEnd"/>
+      <w:r>
+        <w:rPr>
+          <w:sz w:val="21"/>
+          <w:szCs w:val="21"/>
+        </w:rPr>
+        <w:t xml:space="preserve">, M., Simic, M.: Sampling-based robot motion planning: A review. </w:t>
+      </w:r>
+      <w:proofErr w:type="spellStart"/>
+      <w:r>
+        <w:rPr>
+          <w:sz w:val="21"/>
+          <w:szCs w:val="21"/>
+        </w:rPr>
+        <w:t>Ieee</w:t>
+      </w:r>
+      <w:proofErr w:type="spellEnd"/>
       <w:r>
         <w:rPr>
           <w:rFonts w:hint="eastAsia"/>
@@ -12236,7 +13322,23 @@
           <w:sz w:val="21"/>
           <w:szCs w:val="21"/>
         </w:rPr>
-        <w:t>Karaman, S., Frazzoli, E.: Sampling-based algorithms for optimal motion planning. The international journal of robotics research 30(7), 846–894 (2011)</w:t>
+        <w:t xml:space="preserve">Karaman, S., </w:t>
+      </w:r>
+      <w:proofErr w:type="spellStart"/>
+      <w:r>
+        <w:rPr>
+          <w:sz w:val="21"/>
+          <w:szCs w:val="21"/>
+        </w:rPr>
+        <w:t>Frazzoli</w:t>
+      </w:r>
+      <w:proofErr w:type="spellEnd"/>
+      <w:r>
+        <w:rPr>
+          <w:sz w:val="21"/>
+          <w:szCs w:val="21"/>
+        </w:rPr>
+        <w:t>, E.: Sampling-based algorithms for optimal motion planning. The international journal of robotics research 30(7), 846–894 (2011)</w:t>
       </w:r>
       <w:bookmarkEnd w:id="25"/>
     </w:p>
@@ -12261,7 +13363,23 @@
           <w:sz w:val="21"/>
           <w:szCs w:val="21"/>
         </w:rPr>
-        <w:t>LaValle, S.: Rapidly-exploring random trees: A new tool for path planning.</w:t>
+        <w:t xml:space="preserve">LaValle, S.: </w:t>
+      </w:r>
+      <w:proofErr w:type="gramStart"/>
+      <w:r>
+        <w:rPr>
+          <w:sz w:val="21"/>
+          <w:szCs w:val="21"/>
+        </w:rPr>
+        <w:t>Rapidly-exploring</w:t>
+      </w:r>
+      <w:proofErr w:type="gramEnd"/>
+      <w:r>
+        <w:rPr>
+          <w:sz w:val="21"/>
+          <w:szCs w:val="21"/>
+        </w:rPr>
+        <w:t xml:space="preserve"> random trees: A new tool for path planning.</w:t>
       </w:r>
       <w:r>
         <w:rPr>
@@ -12301,7 +13419,23 @@
           <w:sz w:val="21"/>
           <w:szCs w:val="21"/>
         </w:rPr>
-        <w:t>LaValle, S.M., Kuffner Jr, J.J.: Randomized kinodynamic planning. The international journal of robotics research 20(5), 378–400 (2001)</w:t>
+        <w:t xml:space="preserve">LaValle, S.M., Kuffner Jr, J.J.: Randomized </w:t>
+      </w:r>
+      <w:proofErr w:type="spellStart"/>
+      <w:r>
+        <w:rPr>
+          <w:sz w:val="21"/>
+          <w:szCs w:val="21"/>
+        </w:rPr>
+        <w:t>kinodynamic</w:t>
+      </w:r>
+      <w:proofErr w:type="spellEnd"/>
+      <w:r>
+        <w:rPr>
+          <w:sz w:val="21"/>
+          <w:szCs w:val="21"/>
+        </w:rPr>
+        <w:t xml:space="preserve"> planning. The international journal of robotics research 20(5), 378–400 (2001)</w:t>
       </w:r>
       <w:bookmarkEnd w:id="27"/>
     </w:p>
@@ -12341,7 +13475,23 @@
           <w:sz w:val="21"/>
           <w:szCs w:val="21"/>
         </w:rPr>
-        <w:t>path planning. In: Proceedings 2000 ICRA. Millennium Conference. IEEE International Conference on Robotics and Automation. Symposia Proceedings (Cat.No. 00CH37065), vol. 2, pp. 995–1001 (2000). IEEE</w:t>
+        <w:t>path planning. In: Proceedings 2000 ICRA. Millennium Conference. IEEE International Conference on Robotics and Automation. Symposia Proceedings (</w:t>
+      </w:r>
+      <w:proofErr w:type="spellStart"/>
+      <w:r>
+        <w:rPr>
+          <w:sz w:val="21"/>
+          <w:szCs w:val="21"/>
+        </w:rPr>
+        <w:t>Cat.No</w:t>
+      </w:r>
+      <w:proofErr w:type="spellEnd"/>
+      <w:r>
+        <w:rPr>
+          <w:sz w:val="21"/>
+          <w:szCs w:val="21"/>
+        </w:rPr>
+        <w:t>. 00CH37065), vol. 2, pp. 995–1001 (2000). IEEE</w:t>
       </w:r>
       <w:bookmarkEnd w:id="28"/>
     </w:p>
@@ -12406,7 +13556,23 @@
           <w:sz w:val="21"/>
           <w:szCs w:val="21"/>
         </w:rPr>
-        <w:t>Qureshi, A.H., Ayaz, Y.: Intelligent bidirectional rapidly-exploring random trees</w:t>
+        <w:t xml:space="preserve">Qureshi, A.H., Ayaz, Y.: Intelligent bidirectional </w:t>
+      </w:r>
+      <w:proofErr w:type="gramStart"/>
+      <w:r>
+        <w:rPr>
+          <w:sz w:val="21"/>
+          <w:szCs w:val="21"/>
+        </w:rPr>
+        <w:t>rapidly-exploring</w:t>
+      </w:r>
+      <w:proofErr w:type="gramEnd"/>
+      <w:r>
+        <w:rPr>
+          <w:sz w:val="21"/>
+          <w:szCs w:val="21"/>
+        </w:rPr>
+        <w:t xml:space="preserve"> random trees</w:t>
       </w:r>
       <w:r>
         <w:rPr>
@@ -12461,7 +13627,23 @@
           <w:sz w:val="21"/>
           <w:szCs w:val="21"/>
         </w:rPr>
-        <w:t>Ding, J., Zhou, Y., Huang, X., Song, K., Lu, S., Wang, L.: An improved rrt*</w:t>
+        <w:t xml:space="preserve">Ding, J., Zhou, Y., Huang, X., Song, K., Lu, S., Wang, L.: An improved </w:t>
+      </w:r>
+      <w:proofErr w:type="spellStart"/>
+      <w:r>
+        <w:rPr>
+          <w:sz w:val="21"/>
+          <w:szCs w:val="21"/>
+        </w:rPr>
+        <w:t>rrt</w:t>
+      </w:r>
+      <w:proofErr w:type="spellEnd"/>
+      <w:r>
+        <w:rPr>
+          <w:sz w:val="21"/>
+          <w:szCs w:val="21"/>
+        </w:rPr>
+        <w:t>*</w:t>
       </w:r>
       <w:r>
         <w:rPr>
@@ -12516,7 +13698,23 @@
           <w:sz w:val="21"/>
           <w:szCs w:val="21"/>
         </w:rPr>
-        <w:t>Noreen, I., Khan, A., Habib, Z., et al.: Optimal path planning using rrt* based</w:t>
+        <w:t xml:space="preserve">Noreen, I., Khan, A., Habib, Z., et al.: Optimal path planning using </w:t>
+      </w:r>
+      <w:proofErr w:type="spellStart"/>
+      <w:r>
+        <w:rPr>
+          <w:sz w:val="21"/>
+          <w:szCs w:val="21"/>
+        </w:rPr>
+        <w:t>rrt</w:t>
+      </w:r>
+      <w:proofErr w:type="spellEnd"/>
+      <w:r>
+        <w:rPr>
+          <w:sz w:val="21"/>
+          <w:szCs w:val="21"/>
+        </w:rPr>
+        <w:t>* based</w:t>
       </w:r>
       <w:r>
         <w:rPr>
@@ -12571,22 +13769,54 @@
           <w:sz w:val="21"/>
           <w:szCs w:val="21"/>
         </w:rPr>
-        <w:t>Li, B., Chen, B.: An adaptive rapidly-exploring random tree. IEEE/CAA Journal</w:t>
-      </w:r>
-      <w:r>
-        <w:rPr>
-          <w:rFonts w:hint="eastAsia"/>
-          <w:sz w:val="21"/>
-          <w:szCs w:val="21"/>
-        </w:rPr>
-        <w:t xml:space="preserve"> </w:t>
-      </w:r>
-      <w:r>
-        <w:rPr>
-          <w:sz w:val="21"/>
-          <w:szCs w:val="21"/>
-        </w:rPr>
-        <w:t>of Automatica Sinica 9(2), 283–294 (202</w:t>
+        <w:t xml:space="preserve">Li, B., Chen, B.: An adaptive </w:t>
+      </w:r>
+      <w:proofErr w:type="gramStart"/>
+      <w:r>
+        <w:rPr>
+          <w:sz w:val="21"/>
+          <w:szCs w:val="21"/>
+        </w:rPr>
+        <w:t>rapidly-exploring</w:t>
+      </w:r>
+      <w:proofErr w:type="gramEnd"/>
+      <w:r>
+        <w:rPr>
+          <w:sz w:val="21"/>
+          <w:szCs w:val="21"/>
+        </w:rPr>
+        <w:t xml:space="preserve"> random tree. IEEE/CAA Journal</w:t>
+      </w:r>
+      <w:r>
+        <w:rPr>
+          <w:rFonts w:hint="eastAsia"/>
+          <w:sz w:val="21"/>
+          <w:szCs w:val="21"/>
+        </w:rPr>
+        <w:t xml:space="preserve"> </w:t>
+      </w:r>
+      <w:r>
+        <w:rPr>
+          <w:sz w:val="21"/>
+          <w:szCs w:val="21"/>
+        </w:rPr>
+        <w:t xml:space="preserve">of </w:t>
+      </w:r>
+      <w:proofErr w:type="spellStart"/>
+      <w:r>
+        <w:rPr>
+          <w:sz w:val="21"/>
+          <w:szCs w:val="21"/>
+        </w:rPr>
+        <w:t>Automatica</w:t>
+      </w:r>
+      <w:proofErr w:type="spellEnd"/>
+      <w:r>
+        <w:rPr>
+          <w:sz w:val="21"/>
+          <w:szCs w:val="21"/>
+        </w:rPr>
+        <w:t xml:space="preserve"> Sinica 9(2), 283–294 (202</w:t>
       </w:r>
       <w:r>
         <w:rPr>
@@ -12641,7 +13871,23 @@
           <w:sz w:val="21"/>
           <w:szCs w:val="21"/>
         </w:rPr>
-        <w:t>optimal rapidly-exploring random tree algorithm for path planning. Engineering</w:t>
+        <w:t xml:space="preserve">optimal </w:t>
+      </w:r>
+      <w:proofErr w:type="gramStart"/>
+      <w:r>
+        <w:rPr>
+          <w:sz w:val="21"/>
+          <w:szCs w:val="21"/>
+        </w:rPr>
+        <w:t>rapidly-exploring</w:t>
+      </w:r>
+      <w:proofErr w:type="gramEnd"/>
+      <w:r>
+        <w:rPr>
+          <w:sz w:val="21"/>
+          <w:szCs w:val="21"/>
+        </w:rPr>
+        <w:t xml:space="preserve"> random tree algorithm for path planning. Engineering</w:t>
       </w:r>
       <w:r>
         <w:rPr>
@@ -12681,7 +13927,55 @@
           <w:sz w:val="21"/>
           <w:szCs w:val="21"/>
         </w:rPr>
-        <w:t>Tahirovic, A., Ferizbegovic, M.: Rapidly-exploring random vines (rrv) for motion</w:t>
+        <w:t xml:space="preserve">Tahirovic, A., </w:t>
+      </w:r>
+      <w:proofErr w:type="spellStart"/>
+      <w:r>
+        <w:rPr>
+          <w:sz w:val="21"/>
+          <w:szCs w:val="21"/>
+        </w:rPr>
+        <w:t>Ferizbegovic</w:t>
+      </w:r>
+      <w:proofErr w:type="spellEnd"/>
+      <w:r>
+        <w:rPr>
+          <w:sz w:val="21"/>
+          <w:szCs w:val="21"/>
+        </w:rPr>
+        <w:t xml:space="preserve">, M.: </w:t>
+      </w:r>
+      <w:proofErr w:type="gramStart"/>
+      <w:r>
+        <w:rPr>
+          <w:sz w:val="21"/>
+          <w:szCs w:val="21"/>
+        </w:rPr>
+        <w:t>Rapidly-exploring</w:t>
+      </w:r>
+      <w:proofErr w:type="gramEnd"/>
+      <w:r>
+        <w:rPr>
+          <w:sz w:val="21"/>
+          <w:szCs w:val="21"/>
+        </w:rPr>
+        <w:t xml:space="preserve"> random vines (</w:t>
+      </w:r>
+      <w:proofErr w:type="spellStart"/>
+      <w:r>
+        <w:rPr>
+          <w:sz w:val="21"/>
+          <w:szCs w:val="21"/>
+        </w:rPr>
+        <w:t>rrv</w:t>
+      </w:r>
+      <w:proofErr w:type="spellEnd"/>
+      <w:r>
+        <w:rPr>
+          <w:sz w:val="21"/>
+          <w:szCs w:val="21"/>
+        </w:rPr>
+        <w:t>) for motion</w:t>
       </w:r>
       <w:r>
         <w:rPr>
@@ -12736,7 +14030,41 @@
           <w:sz w:val="21"/>
           <w:szCs w:val="21"/>
         </w:rPr>
-        <w:t>Gammell, J.D., Srinivasa, S.S., Barfoot, T.D.: Informed rrt*: Optimal samplingbased path planning focused via direct sampling of an admissible ellipsoidal</w:t>
+        <w:t xml:space="preserve">Gammell, J.D., Srinivasa, S.S., Barfoot, T.D.: Informed </w:t>
+      </w:r>
+      <w:proofErr w:type="spellStart"/>
+      <w:r>
+        <w:rPr>
+          <w:sz w:val="21"/>
+          <w:szCs w:val="21"/>
+        </w:rPr>
+        <w:t>rrt</w:t>
+      </w:r>
+      <w:proofErr w:type="spellEnd"/>
+      <w:r>
+        <w:rPr>
+          <w:sz w:val="21"/>
+          <w:szCs w:val="21"/>
+        </w:rPr>
+        <w:t xml:space="preserve">*: Optimal </w:t>
+      </w:r>
+      <w:proofErr w:type="spellStart"/>
+      <w:proofErr w:type="gramStart"/>
+      <w:r>
+        <w:rPr>
+          <w:sz w:val="21"/>
+          <w:szCs w:val="21"/>
+        </w:rPr>
+        <w:t>samplingbased</w:t>
+      </w:r>
+      <w:proofErr w:type="spellEnd"/>
+      <w:proofErr w:type="gramEnd"/>
+      <w:r>
+        <w:rPr>
+          <w:sz w:val="21"/>
+          <w:szCs w:val="21"/>
+        </w:rPr>
+        <w:t xml:space="preserve"> path planning focused via direct sampling of an admissible ellipsoidal</w:t>
       </w:r>
       <w:r>
         <w:rPr>
@@ -12964,7 +14292,23 @@
           <w:sz w:val="21"/>
           <w:szCs w:val="21"/>
         </w:rPr>
-        <w:t>Yuan, L., Zhao, J., Li, W., Hou, J.: Improved informed-rrt* based path planning</w:t>
+        <w:t>Yuan, L., Zhao, J., Li, W., Hou, J.: Improved informed-</w:t>
+      </w:r>
+      <w:proofErr w:type="spellStart"/>
+      <w:r>
+        <w:rPr>
+          <w:sz w:val="21"/>
+          <w:szCs w:val="21"/>
+        </w:rPr>
+        <w:t>rrt</w:t>
+      </w:r>
+      <w:proofErr w:type="spellEnd"/>
+      <w:r>
+        <w:rPr>
+          <w:sz w:val="21"/>
+          <w:szCs w:val="21"/>
+        </w:rPr>
+        <w:t>* based path planning</w:t>
       </w:r>
       <w:r>
         <w:rPr>
@@ -13019,7 +14363,39 @@
           <w:sz w:val="21"/>
           <w:szCs w:val="21"/>
         </w:rPr>
-        <w:t>Zeng, Z., Chang, Y.: Abf-rrt*: Bidirectional fast optimal rapidly-exploring random tree via adaptive sampling of a permissible hyper-ellipsoid. Journal of King</w:t>
+        <w:t xml:space="preserve">Zeng, Z., Chang, Y.: </w:t>
+      </w:r>
+      <w:proofErr w:type="spellStart"/>
+      <w:r>
+        <w:rPr>
+          <w:sz w:val="21"/>
+          <w:szCs w:val="21"/>
+        </w:rPr>
+        <w:t>Abf-rrt</w:t>
+      </w:r>
+      <w:proofErr w:type="spellEnd"/>
+      <w:r>
+        <w:rPr>
+          <w:sz w:val="21"/>
+          <w:szCs w:val="21"/>
+        </w:rPr>
+        <w:t xml:space="preserve">*: Bidirectional fast optimal </w:t>
+      </w:r>
+      <w:proofErr w:type="gramStart"/>
+      <w:r>
+        <w:rPr>
+          <w:sz w:val="21"/>
+          <w:szCs w:val="21"/>
+        </w:rPr>
+        <w:t>rapidly-exploring</w:t>
+      </w:r>
+      <w:proofErr w:type="gramEnd"/>
+      <w:r>
+        <w:rPr>
+          <w:sz w:val="21"/>
+          <w:szCs w:val="21"/>
+        </w:rPr>
+        <w:t xml:space="preserve"> random tree via adaptive sampling of a permissible hyper-ellipsoid. Journal of King</w:t>
       </w:r>
       <w:r>
         <w:rPr>
@@ -13074,7 +14450,23 @@
           <w:sz w:val="21"/>
           <w:szCs w:val="21"/>
         </w:rPr>
-        <w:t>Huang, Z., Liu, B., et al.: Dynamic rrt: fast feasible path planning in randomly distributed obstacle environments. Journal of Intelligent &amp; Robotic Systems 107(4),</w:t>
+        <w:t xml:space="preserve">Huang, Z., Liu, B., et al.: Dynamic </w:t>
+      </w:r>
+      <w:proofErr w:type="spellStart"/>
+      <w:r>
+        <w:rPr>
+          <w:sz w:val="21"/>
+          <w:szCs w:val="21"/>
+        </w:rPr>
+        <w:t>rrt</w:t>
+      </w:r>
+      <w:proofErr w:type="spellEnd"/>
+      <w:r>
+        <w:rPr>
+          <w:sz w:val="21"/>
+          <w:szCs w:val="21"/>
+        </w:rPr>
+        <w:t>: fast feasible path planning in randomly distributed obstacle environments. Journal of Intelligent &amp; Robotic Systems 107(4),</w:t>
       </w:r>
       <w:r>
         <w:rPr>
@@ -13114,22 +14506,63 @@
           <w:sz w:val="21"/>
           <w:szCs w:val="21"/>
         </w:rPr>
-        <w:t>Deb, K., Pratap, A., Agarwal, S., Meyarivan, T.: A fast and elitist multiobjective</w:t>
-      </w:r>
-      <w:r>
-        <w:rPr>
-          <w:rFonts w:hint="eastAsia"/>
-          <w:sz w:val="21"/>
-          <w:szCs w:val="21"/>
-        </w:rPr>
-        <w:t xml:space="preserve"> </w:t>
-      </w:r>
-      <w:r>
-        <w:rPr>
-          <w:sz w:val="21"/>
-          <w:szCs w:val="21"/>
-        </w:rPr>
-        <w:t>genetic algorithm: Nsga-ii. IEEE transactions on evolutionary computation 6(2),</w:t>
+        <w:t xml:space="preserve">Deb, K., Pratap, A., Agarwal, S., </w:t>
+      </w:r>
+      <w:proofErr w:type="spellStart"/>
+      <w:r>
+        <w:rPr>
+          <w:sz w:val="21"/>
+          <w:szCs w:val="21"/>
+        </w:rPr>
+        <w:t>Meyarivan</w:t>
+      </w:r>
+      <w:proofErr w:type="spellEnd"/>
+      <w:r>
+        <w:rPr>
+          <w:sz w:val="21"/>
+          <w:szCs w:val="21"/>
+        </w:rPr>
+        <w:t xml:space="preserve">, T.: A fast and elitist </w:t>
+      </w:r>
+      <w:proofErr w:type="spellStart"/>
+      <w:r>
+        <w:rPr>
+          <w:sz w:val="21"/>
+          <w:szCs w:val="21"/>
+        </w:rPr>
+        <w:t>multiobjective</w:t>
+      </w:r>
+      <w:proofErr w:type="spellEnd"/>
+      <w:r>
+        <w:rPr>
+          <w:rFonts w:hint="eastAsia"/>
+          <w:sz w:val="21"/>
+          <w:szCs w:val="21"/>
+        </w:rPr>
+        <w:t xml:space="preserve"> </w:t>
+      </w:r>
+      <w:r>
+        <w:rPr>
+          <w:sz w:val="21"/>
+          <w:szCs w:val="21"/>
+        </w:rPr>
+        <w:t xml:space="preserve">genetic algorithm: </w:t>
+      </w:r>
+      <w:proofErr w:type="spellStart"/>
+      <w:r>
+        <w:rPr>
+          <w:sz w:val="21"/>
+          <w:szCs w:val="21"/>
+        </w:rPr>
+        <w:t>Nsga</w:t>
+      </w:r>
+      <w:proofErr w:type="spellEnd"/>
+      <w:r>
+        <w:rPr>
+          <w:sz w:val="21"/>
+          <w:szCs w:val="21"/>
+        </w:rPr>
+        <w:t>-ii. IEEE transactions on evolutionary computation 6(2),</w:t>
       </w:r>
       <w:r>
         <w:rPr>
@@ -13164,12 +14597,21 @@
         </w:rPr>
       </w:pPr>
       <w:bookmarkStart w:id="44" w:name="_Ref236082569"/>
-      <w:r>
-        <w:rPr>
-          <w:sz w:val="21"/>
-          <w:szCs w:val="21"/>
-        </w:rPr>
-        <w:t>Choset, H., Lynch, K.M., Hutchinson, S., Kantor, G.A., Burgard, W.: Principles</w:t>
+      <w:proofErr w:type="spellStart"/>
+      <w:r>
+        <w:rPr>
+          <w:sz w:val="21"/>
+          <w:szCs w:val="21"/>
+        </w:rPr>
+        <w:t>Choset</w:t>
+      </w:r>
+      <w:proofErr w:type="spellEnd"/>
+      <w:r>
+        <w:rPr>
+          <w:sz w:val="21"/>
+          <w:szCs w:val="21"/>
+        </w:rPr>
+        <w:t>, H., Lynch, K.M., Hutchinson, S., Kantor, G.A., Burgard, W.: Principles</w:t>
       </w:r>
       <w:r>
         <w:rPr>
@@ -13214,6 +14656,7 @@
         <w:spacing w:line="240" w:lineRule="auto"/>
         <w:ind w:left="442" w:firstLineChars="0" w:hanging="442"/>
         <w:rPr>
+          <w:rFonts w:hint="eastAsia"/>
           <w:sz w:val="21"/>
           <w:szCs w:val="21"/>
         </w:rPr>
@@ -13248,37 +14691,53 @@
           <w:sz w:val="21"/>
           <w:szCs w:val="21"/>
         </w:rPr>
-        <w:t>Kavraki, L.E., Svestka, P., Latombe, J.-C., Overmars, M.H.: Probabilistic</w:t>
-      </w:r>
-      <w:r>
-        <w:rPr>
-          <w:rFonts w:hint="eastAsia"/>
-          <w:sz w:val="21"/>
-          <w:szCs w:val="21"/>
-        </w:rPr>
-        <w:t xml:space="preserve"> </w:t>
-      </w:r>
-      <w:r>
-        <w:rPr>
-          <w:sz w:val="21"/>
-          <w:szCs w:val="21"/>
-        </w:rPr>
-        <w:t>roadmaps for path planning in high-dimensional configuration spaces. IEEE</w:t>
-      </w:r>
-      <w:r>
-        <w:rPr>
-          <w:rFonts w:hint="eastAsia"/>
-          <w:sz w:val="21"/>
-          <w:szCs w:val="21"/>
-        </w:rPr>
-        <w:t xml:space="preserve"> </w:t>
-      </w:r>
-      <w:r>
-        <w:rPr>
-          <w:sz w:val="21"/>
-          <w:szCs w:val="21"/>
-        </w:rPr>
-        <w:t>transactions on Robotics and Automation 12(4), 566–580 (2002)</w:t>
+        <w:t xml:space="preserve">Ravankar, A., </w:t>
+      </w:r>
+      <w:proofErr w:type="spellStart"/>
+      <w:r>
+        <w:rPr>
+          <w:sz w:val="21"/>
+          <w:szCs w:val="21"/>
+        </w:rPr>
+        <w:t>Ravankar</w:t>
+      </w:r>
+      <w:proofErr w:type="spellEnd"/>
+      <w:r>
+        <w:rPr>
+          <w:sz w:val="21"/>
+          <w:szCs w:val="21"/>
+        </w:rPr>
+        <w:t>, A.A., Kobayashi, Y., Hoshino, Y., Peng, C.-C.: Path</w:t>
+      </w:r>
+      <w:r>
+        <w:rPr>
+          <w:rFonts w:hint="eastAsia"/>
+          <w:sz w:val="21"/>
+          <w:szCs w:val="21"/>
+        </w:rPr>
+        <w:t xml:space="preserve"> </w:t>
+      </w:r>
+      <w:r>
+        <w:rPr>
+          <w:sz w:val="21"/>
+          <w:szCs w:val="21"/>
+        </w:rPr>
+        <w:t>smoothing techniques in robot navigation: State-of-the-art, current and future</w:t>
+      </w:r>
+      <w:r>
+        <w:rPr>
+          <w:rFonts w:hint="eastAsia"/>
+          <w:sz w:val="21"/>
+          <w:szCs w:val="21"/>
+        </w:rPr>
+        <w:t xml:space="preserve"> </w:t>
+      </w:r>
+      <w:r>
+        <w:rPr>
+          <w:sz w:val="21"/>
+          <w:szCs w:val="21"/>
+        </w:rPr>
+        <w:t>challenges. Sensors 18(9), 3170 (2018)</w:t>
       </w:r>
     </w:p>
     <w:p>
@@ -13301,60 +14760,23 @@
           <w:sz w:val="21"/>
           <w:szCs w:val="21"/>
         </w:rPr>
-        <w:t>Ravankar, A., Ravankar, A.A., Kobayashi, Y., Hoshino, Y., Peng, C.-C.: Path</w:t>
-      </w:r>
-      <w:r>
-        <w:rPr>
-          <w:rFonts w:hint="eastAsia"/>
-          <w:sz w:val="21"/>
-          <w:szCs w:val="21"/>
-        </w:rPr>
-        <w:t xml:space="preserve"> </w:t>
-      </w:r>
-      <w:r>
-        <w:rPr>
-          <w:sz w:val="21"/>
-          <w:szCs w:val="21"/>
-        </w:rPr>
-        <w:t>smoothing techniques in robot navigation: State-of-the-art, current and future</w:t>
-      </w:r>
-      <w:r>
-        <w:rPr>
-          <w:rFonts w:hint="eastAsia"/>
-          <w:sz w:val="21"/>
-          <w:szCs w:val="21"/>
-        </w:rPr>
-        <w:t xml:space="preserve"> </w:t>
-      </w:r>
-      <w:r>
-        <w:rPr>
-          <w:sz w:val="21"/>
-          <w:szCs w:val="21"/>
-        </w:rPr>
-        <w:t>challenges. Sensors 18(9), 3170 (2018)</w:t>
-      </w:r>
-    </w:p>
-    <w:p>
-      <w:pPr>
-        <w:pStyle w:val="af3"/>
-        <w:numPr>
-          <w:ilvl w:val="0"/>
-          <w:numId w:val="6"/>
-        </w:numPr>
-        <w:wordWrap w:val="0"/>
-        <w:spacing w:line="240" w:lineRule="auto"/>
-        <w:ind w:left="442" w:firstLineChars="0" w:hanging="442"/>
-        <w:rPr>
-          <w:sz w:val="21"/>
-          <w:szCs w:val="21"/>
-        </w:rPr>
-      </w:pPr>
-      <w:r>
-        <w:rPr>
-          <w:sz w:val="21"/>
-          <w:szCs w:val="21"/>
-        </w:rPr>
-        <w:t>Yang, K., Sukkarieh, S.: An analytical continuous-curvature path-smoothing</w:t>
+        <w:t xml:space="preserve">Yang, K., </w:t>
+      </w:r>
+      <w:proofErr w:type="spellStart"/>
+      <w:r>
+        <w:rPr>
+          <w:sz w:val="21"/>
+          <w:szCs w:val="21"/>
+        </w:rPr>
+        <w:t>Sukkarieh</w:t>
+      </w:r>
+      <w:proofErr w:type="spellEnd"/>
+      <w:r>
+        <w:rPr>
+          <w:sz w:val="21"/>
+          <w:szCs w:val="21"/>
+        </w:rPr>
+        <w:t>, S.: An analytical continuous-curvature path-smoothing</w:t>
       </w:r>
       <w:r>
         <w:rPr>
@@ -13614,13 +15036,23 @@
         </w:rPr>
         <w:t xml:space="preserve"> </w:t>
       </w:r>
+      <w:proofErr w:type="spellStart"/>
       <w:r>
         <w:rPr>
           <w:rFonts w:hint="eastAsia"/>
           <w:sz w:val="16"/>
           <w:szCs w:val="16"/>
         </w:rPr>
-        <w:t>Xingyu Guo</w:t>
+        <w:t>Xingyu</w:t>
+      </w:r>
+      <w:proofErr w:type="spellEnd"/>
+      <w:r>
+        <w:rPr>
+          <w:rFonts w:hint="eastAsia"/>
+          <w:sz w:val="16"/>
+          <w:szCs w:val="16"/>
+        </w:rPr>
+        <w:t xml:space="preserve"> Guo</w:t>
       </w:r>
       <w:bookmarkEnd w:id="1"/>
     </w:p>
